--- a/3-4_МамасоваАС_ИКБО-30_24.docx
+++ b/3-4_МамасоваАС_ИКБО-30_24.docx
@@ -275,7 +275,7 @@
                 </mc:Choice>
                 <mc:Fallback>
                   <w:pict>
-                    <v:line w14:anchorId="7510F1CE" id="Прямая соединительная линия 6" o:spid="_x0000_s1026" style="flip:y;visibility:visible;mso-wrap-style:square;mso-left-percent:-10001;mso-top-percent:-10001;mso-position-horizontal:absolute;mso-position-horizontal-relative:char;mso-position-vertical:absolute;mso-position-vertical-relative:line;mso-left-percent:-10001;mso-top-percent:-10001" from="0,0" to="441pt,.1pt" o:gfxdata="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" strokeweight="3pt">
+                    <v:line w14:anchorId="2308BEAB" id="Прямая соединительная линия 6" o:spid="_x0000_s1026" style="flip:y;visibility:visible;mso-wrap-style:square;mso-left-percent:-10001;mso-top-percent:-10001;mso-position-horizontal:absolute;mso-position-horizontal-relative:char;mso-position-vertical:absolute;mso-position-vertical-relative:line;mso-left-percent:-10001;mso-top-percent:-10001" from="0,0" to="441pt,.1pt" o:gfxdata="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" strokeweight="3pt">
                       <v:stroke linestyle="thinThin"/>
                       <w10:anchorlock/>
                     </v:line>
@@ -296,59 +296,13 @@
           <w:sz w:val="22"/>
         </w:rPr>
       </w:pPr>
-      <w:proofErr w:type="spellStart"/>
       <w:r>
         <w:rPr>
           <w:rFonts w:eastAsia="MS Mincho" w:cs="Times New Roman"/>
           <w:b/>
           <w:sz w:val="22"/>
         </w:rPr>
-        <w:t>Институт</w:t>
-      </w:r>
-      <w:proofErr w:type="spellEnd"/>
-      <w:r>
-        <w:rPr>
-          <w:rFonts w:eastAsia="MS Mincho" w:cs="Times New Roman"/>
-          <w:b/>
-          <w:sz w:val="22"/>
-        </w:rPr>
-        <w:t xml:space="preserve"> </w:t>
-      </w:r>
-      <w:proofErr w:type="spellStart"/>
-      <w:r>
-        <w:rPr>
-          <w:rFonts w:eastAsia="MS Mincho" w:cs="Times New Roman"/>
-          <w:b/>
-          <w:sz w:val="22"/>
-        </w:rPr>
-        <w:t>информационных</w:t>
-      </w:r>
-      <w:proofErr w:type="spellEnd"/>
-      <w:r>
-        <w:rPr>
-          <w:rFonts w:eastAsia="MS Mincho" w:cs="Times New Roman"/>
-          <w:b/>
-          <w:sz w:val="22"/>
-        </w:rPr>
-        <w:t xml:space="preserve"> </w:t>
-      </w:r>
-      <w:proofErr w:type="spellStart"/>
-      <w:r>
-        <w:rPr>
-          <w:rFonts w:eastAsia="MS Mincho" w:cs="Times New Roman"/>
-          <w:b/>
-          <w:sz w:val="22"/>
-        </w:rPr>
-        <w:t>технологий</w:t>
-      </w:r>
-      <w:proofErr w:type="spellEnd"/>
-      <w:r>
-        <w:rPr>
-          <w:rFonts w:eastAsia="MS Mincho" w:cs="Times New Roman"/>
-          <w:b/>
-          <w:sz w:val="22"/>
-        </w:rPr>
-        <w:t xml:space="preserve"> (ИИТ)</w:t>
+        <w:t>Институт информационных технологий (ИИТ)</w:t>
       </w:r>
     </w:p>
     <w:p>
@@ -415,7 +369,25 @@
           <w:sz w:val="32"/>
           <w:lang w:val="ru-RU"/>
         </w:rPr>
-        <w:t>ОТЧЕТ ПО ЗАДАНИЯМ № 1-4</w:t>
+        <w:t xml:space="preserve">ОТЧЕТ ПО ЗАДАНИЯМ № </w:t>
+      </w:r>
+      <w:r>
+        <w:rPr>
+          <w:rFonts w:eastAsia="MS Mincho" w:cs="Times New Roman"/>
+          <w:b/>
+          <w:sz w:val="32"/>
+          <w:lang w:val="ru-RU"/>
+        </w:rPr>
+        <w:t>3</w:t>
+      </w:r>
+      <w:r>
+        <w:rPr>
+          <w:rFonts w:eastAsia="MS Mincho" w:cs="Times New Roman"/>
+          <w:b/>
+          <w:sz w:val="32"/>
+          <w:lang w:val="ru-RU"/>
+        </w:rPr>
+        <w:t>-4</w:t>
       </w:r>
       <w:r>
         <w:rPr>
@@ -527,7 +499,7 @@
           </w:tcPr>
           <w:p>
             <w:pPr>
-              <w:spacing w:after="0" w:line="240" w:lineRule="auto"/>
+              <w:spacing w:after="0"/>
               <w:rPr>
                 <w:rFonts w:eastAsia="Calibri"/>
                 <w:color w:val="auto"/>
@@ -556,7 +528,7 @@
           </w:p>
           <w:p>
             <w:pPr>
-              <w:spacing w:after="0" w:line="240" w:lineRule="auto"/>
+              <w:spacing w:after="0"/>
               <w:rPr>
                 <w:rFonts w:eastAsia="Calibri"/>
                 <w:color w:val="auto"/>
@@ -573,7 +545,7 @@
           </w:tcPr>
           <w:p>
             <w:pPr>
-              <w:spacing w:after="0" w:line="240" w:lineRule="auto"/>
+              <w:spacing w:after="0"/>
               <w:rPr>
                 <w:rFonts w:eastAsia="Calibri"/>
                 <w:i/>
@@ -592,31 +564,7 @@
                 <w:szCs w:val="24"/>
                 <w:lang w:val="ru-RU"/>
               </w:rPr>
-              <w:t xml:space="preserve">ИКБО-30-24, </w:t>
-            </w:r>
-            <w:proofErr w:type="spellStart"/>
-            <w:r>
-              <w:rPr>
-                <w:rFonts w:eastAsia="Calibri"/>
-                <w:i/>
-                <w:iCs/>
-                <w:color w:val="auto"/>
-                <w:szCs w:val="24"/>
-                <w:lang w:val="ru-RU"/>
-              </w:rPr>
-              <w:t>Мамасова</w:t>
-            </w:r>
-            <w:proofErr w:type="spellEnd"/>
-            <w:r>
-              <w:rPr>
-                <w:rFonts w:eastAsia="Calibri"/>
-                <w:i/>
-                <w:iCs/>
-                <w:color w:val="auto"/>
-                <w:szCs w:val="24"/>
-                <w:lang w:val="ru-RU"/>
-              </w:rPr>
-              <w:t xml:space="preserve"> Анна Сергеевна</w:t>
+              <w:t>ИКБО-30-24, Мамасова Анна Сергеевна</w:t>
             </w:r>
           </w:p>
         </w:tc>
@@ -629,7 +577,7 @@
           </w:tcPr>
           <w:p>
             <w:pPr>
-              <w:spacing w:after="0" w:line="240" w:lineRule="auto"/>
+              <w:spacing w:after="0"/>
               <w:rPr>
                 <w:color w:val="auto"/>
                 <w:szCs w:val="24"/>
@@ -648,7 +596,7 @@
           </w:p>
           <w:p>
             <w:pPr>
-              <w:spacing w:after="0" w:line="240" w:lineRule="auto"/>
+              <w:spacing w:after="0"/>
               <w:rPr>
                 <w:rFonts w:eastAsia="Calibri"/>
                 <w:color w:val="auto"/>
@@ -664,7 +612,7 @@
           </w:tcPr>
           <w:p>
             <w:pPr>
-              <w:spacing w:after="0" w:line="240" w:lineRule="auto"/>
+              <w:spacing w:after="0"/>
               <w:rPr>
                 <w:rFonts w:ascii="Calibri" w:eastAsia="Calibri" w:hAnsi="Calibri"/>
                 <w:i/>
@@ -674,7 +622,6 @@
                 <w:lang w:val="ru-RU"/>
               </w:rPr>
             </w:pPr>
-            <w:proofErr w:type="spellStart"/>
             <w:r>
               <w:rPr>
                 <w:rFonts w:ascii="Calibri" w:eastAsia="Calibri" w:hAnsi="Calibri"/>
@@ -684,10 +631,12 @@
                 <w:sz w:val="22"/>
                 <w:lang w:val="ru-RU"/>
               </w:rPr>
-              <w:t>Колодочкин</w:t>
-            </w:r>
-            <w:proofErr w:type="spellEnd"/>
-            <w:r>
+              <w:t>Колодочкин Алексей Александрович</w:t>
+            </w:r>
+          </w:p>
+          <w:p>
+            <w:pPr>
+              <w:spacing w:after="0"/>
               <w:rPr>
                 <w:rFonts w:ascii="Calibri" w:eastAsia="Calibri" w:hAnsi="Calibri"/>
                 <w:i/>
@@ -696,25 +645,11 @@
                 <w:sz w:val="22"/>
                 <w:lang w:val="ru-RU"/>
               </w:rPr>
-              <w:t xml:space="preserve"> Алексей Александрович</w:t>
-            </w:r>
-          </w:p>
-          <w:p>
-            <w:pPr>
-              <w:spacing w:after="0" w:line="240" w:lineRule="auto"/>
-              <w:rPr>
-                <w:rFonts w:ascii="Calibri" w:eastAsia="Calibri" w:hAnsi="Calibri"/>
-                <w:i/>
-                <w:iCs/>
-                <w:color w:val="auto"/>
-                <w:sz w:val="22"/>
-                <w:lang w:val="ru-RU"/>
-              </w:rPr>
             </w:pPr>
           </w:p>
           <w:p>
             <w:pPr>
-              <w:spacing w:after="0" w:line="240" w:lineRule="auto"/>
+              <w:spacing w:after="0"/>
               <w:rPr>
                 <w:rFonts w:eastAsia="Calibri"/>
                 <w:color w:val="auto"/>
@@ -736,7 +671,7 @@
           </w:tcPr>
           <w:p>
             <w:pPr>
-              <w:spacing w:after="0" w:line="240" w:lineRule="auto"/>
+              <w:spacing w:after="0"/>
               <w:rPr>
                 <w:rFonts w:eastAsia="Calibri"/>
                 <w:color w:val="auto"/>
@@ -800,22 +735,19 @@
           <w:rFonts w:eastAsia="MS Mincho" w:cs="Times New Roman"/>
         </w:rPr>
       </w:pPr>
-      <w:proofErr w:type="spellStart"/>
       <w:r>
         <w:rPr>
           <w:rFonts w:eastAsia="MS Mincho" w:cs="Times New Roman"/>
         </w:rPr>
-        <w:t>Москва</w:t>
-      </w:r>
-      <w:proofErr w:type="spellEnd"/>
-      <w:r>
-        <w:rPr>
-          <w:rFonts w:eastAsia="MS Mincho" w:cs="Times New Roman"/>
-        </w:rPr>
-        <w:t xml:space="preserve"> 2026 г.</w:t>
+        <w:t>Москва 2026 г.</w:t>
       </w:r>
     </w:p>
     <w:p>
+      <w:pPr>
+        <w:rPr>
+          <w:lang w:val="ru-RU"/>
+        </w:rPr>
+      </w:pPr>
       <w:r>
         <w:br w:type="page"/>
       </w:r>
@@ -823,9 +755,10 @@
         <w:rPr>
           <w:b/>
           <w:sz w:val="28"/>
+          <w:lang w:val="ru-RU"/>
         </w:rPr>
         <w:lastRenderedPageBreak/>
-        <w:t>ЗАДАНИЕ 1</w:t>
+        <w:t>ЗАДАНИЕ 3</w:t>
       </w:r>
     </w:p>
     <w:p>
@@ -840,67 +773,63 @@
           <w:b/>
           <w:lang w:val="ru-RU"/>
         </w:rPr>
-        <w:t xml:space="preserve">Тема: Реализация базового </w:t>
-      </w:r>
-      <w:proofErr w:type="spellStart"/>
+        <w:t xml:space="preserve">Тема: </w:t>
+      </w:r>
       <w:r>
         <w:rPr>
           <w:b/>
         </w:rPr>
-        <w:t>WebAR</w:t>
-      </w:r>
-      <w:proofErr w:type="spellEnd"/>
+        <w:t>AR</w:t>
+      </w:r>
       <w:r>
         <w:rPr>
           <w:b/>
           <w:lang w:val="ru-RU"/>
         </w:rPr>
-        <w:t>-сценария с использованием &lt;</w:t>
+        <w:t xml:space="preserve">-маска или эффект с использованием </w:t>
       </w:r>
       <w:r>
         <w:rPr>
           <w:b/>
         </w:rPr>
-        <w:t>model</w:t>
+        <w:t>MindAR</w:t>
       </w:r>
       <w:r>
         <w:rPr>
           <w:b/>
           <w:lang w:val="ru-RU"/>
         </w:rPr>
-        <w:t>-</w:t>
+        <w:t xml:space="preserve"> </w:t>
       </w:r>
       <w:r>
         <w:rPr>
           <w:b/>
         </w:rPr>
-        <w:t>viewer</w:t>
+        <w:t>Face</w:t>
       </w:r>
       <w:r>
         <w:rPr>
           <w:b/>
           <w:lang w:val="ru-RU"/>
         </w:rPr>
-        <w:t>&gt;</w:t>
+        <w:t xml:space="preserve"> </w:t>
+      </w:r>
+      <w:r>
+        <w:rPr>
+          <w:b/>
+        </w:rPr>
+        <w:t>Tracking</w:t>
       </w:r>
     </w:p>
     <w:p>
       <w:pPr>
         <w:spacing w:before="240"/>
       </w:pPr>
-      <w:proofErr w:type="spellStart"/>
       <w:r>
         <w:rPr>
           <w:b/>
         </w:rPr>
-        <w:t>Требования</w:t>
-      </w:r>
-      <w:proofErr w:type="spellEnd"/>
-      <w:r>
-        <w:rPr>
-          <w:b/>
-        </w:rPr>
-        <w:t>:</w:t>
+        <w:t>Требования:</w:t>
       </w:r>
     </w:p>
     <w:p>
@@ -908,132 +837,15 @@
         <w:pStyle w:val="a0"/>
       </w:pPr>
       <w:r>
-        <w:t>Создать HTML-страницу.</w:t>
-      </w:r>
-    </w:p>
-    <w:p>
-      <w:pPr>
-        <w:pStyle w:val="a0"/>
-        <w:rPr>
-          <w:lang w:val="ru-RU"/>
-        </w:rPr>
-      </w:pPr>
-      <w:r>
-        <w:rPr>
-          <w:lang w:val="ru-RU"/>
-        </w:rPr>
-        <w:t>Разместить 3</w:t>
-      </w:r>
-      <w:r>
-        <w:t>D</w:t>
-      </w:r>
-      <w:r>
-        <w:rPr>
-          <w:lang w:val="ru-RU"/>
-        </w:rPr>
-        <w:t xml:space="preserve">-модель в </w:t>
-      </w:r>
-      <w:r>
-        <w:t>AR</w:t>
-      </w:r>
-      <w:r>
-        <w:rPr>
-          <w:lang w:val="ru-RU"/>
-        </w:rPr>
-        <w:t xml:space="preserve"> с помощью тега &lt;</w:t>
-      </w:r>
-      <w:r>
-        <w:t>model</w:t>
-      </w:r>
-      <w:r>
-        <w:rPr>
-          <w:lang w:val="ru-RU"/>
-        </w:rPr>
-        <w:t>-</w:t>
-      </w:r>
-      <w:r>
-        <w:t>viewer</w:t>
-      </w:r>
-      <w:r>
-        <w:rPr>
-          <w:lang w:val="ru-RU"/>
-        </w:rPr>
-        <w:t>&gt;.</w:t>
-      </w:r>
-    </w:p>
-    <w:p>
-      <w:pPr>
-        <w:pStyle w:val="a0"/>
-        <w:rPr>
-          <w:lang w:val="ru-RU"/>
-        </w:rPr>
-      </w:pPr>
-      <w:r>
-        <w:rPr>
-          <w:lang w:val="ru-RU"/>
-        </w:rPr>
-        <w:t xml:space="preserve">Указать режимы </w:t>
-      </w:r>
-      <w:r>
-        <w:t>AR</w:t>
-      </w:r>
-      <w:r>
-        <w:rPr>
-          <w:lang w:val="ru-RU"/>
-        </w:rPr>
-        <w:t xml:space="preserve"> (</w:t>
-      </w:r>
-      <w:proofErr w:type="spellStart"/>
-      <w:r>
-        <w:t>ar</w:t>
-      </w:r>
-      <w:proofErr w:type="spellEnd"/>
-      <w:r>
-        <w:rPr>
-          <w:lang w:val="ru-RU"/>
-        </w:rPr>
-        <w:t xml:space="preserve">, </w:t>
-      </w:r>
-      <w:proofErr w:type="spellStart"/>
-      <w:r>
-        <w:t>ar</w:t>
-      </w:r>
-      <w:proofErr w:type="spellEnd"/>
-      <w:r>
-        <w:rPr>
-          <w:lang w:val="ru-RU"/>
-        </w:rPr>
-        <w:t>-</w:t>
-      </w:r>
-      <w:r>
-        <w:t>modes</w:t>
-      </w:r>
-      <w:r>
-        <w:rPr>
-          <w:lang w:val="ru-RU"/>
-        </w:rPr>
-        <w:t>).</w:t>
+        <w:t>Создание WebAR-сцены.</w:t>
       </w:r>
     </w:p>
     <w:p>
       <w:pPr>
         <w:pStyle w:val="a0"/>
       </w:pPr>
-      <w:proofErr w:type="spellStart"/>
-      <w:r>
-        <w:t>Настроить</w:t>
-      </w:r>
-      <w:proofErr w:type="spellEnd"/>
-      <w:r>
-        <w:t xml:space="preserve"> </w:t>
-      </w:r>
-      <w:proofErr w:type="spellStart"/>
-      <w:r>
-        <w:t>поддержку</w:t>
-      </w:r>
-      <w:proofErr w:type="spellEnd"/>
-      <w:r>
-        <w:t xml:space="preserve"> Quick Look (iOS) и Scene Viewer (Android).</w:t>
+      <w:r>
+        <w:t>Использование MindAR Face Tracking.</w:t>
       </w:r>
     </w:p>
     <w:p>
@@ -1047,36 +859,16 @@
         <w:rPr>
           <w:lang w:val="ru-RU"/>
         </w:rPr>
-        <w:t xml:space="preserve">Подготовить модель в форматах </w:t>
-      </w:r>
-      <w:proofErr w:type="spellStart"/>
-      <w:r>
-        <w:t>glTF</w:t>
-      </w:r>
-      <w:proofErr w:type="spellEnd"/>
+        <w:t>Накладывание 3</w:t>
+      </w:r>
+      <w:r>
+        <w:t>D</w:t>
+      </w:r>
       <w:r>
         <w:rPr>
           <w:lang w:val="ru-RU"/>
         </w:rPr>
-        <w:t>/</w:t>
-      </w:r>
-      <w:r>
-        <w:t>GLB</w:t>
-      </w:r>
-      <w:r>
-        <w:rPr>
-          <w:lang w:val="ru-RU"/>
-        </w:rPr>
-        <w:t xml:space="preserve"> и </w:t>
-      </w:r>
-      <w:r>
-        <w:t>USDZ</w:t>
-      </w:r>
-      <w:r>
-        <w:rPr>
-          <w:lang w:val="ru-RU"/>
-        </w:rPr>
-        <w:t>.</w:t>
+        <w:t>-маски или фильтра (очки, шляпа, анимированная рамка) при обнаружении лица.</w:t>
       </w:r>
     </w:p>
     <w:p>
@@ -1090,16 +882,21 @@
         <w:rPr>
           <w:lang w:val="ru-RU"/>
         </w:rPr>
-        <w:t xml:space="preserve">Настроить </w:t>
-      </w:r>
-      <w:r>
-        <w:t>HDRI</w:t>
-      </w:r>
-      <w:r>
+        <w:t>Настройка масштаба, позиции, привязки к ключевым точкам лица.</w:t>
+      </w:r>
+    </w:p>
+    <w:p>
+      <w:pPr>
+        <w:pStyle w:val="a0"/>
         <w:rPr>
           <w:lang w:val="ru-RU"/>
         </w:rPr>
-        <w:t xml:space="preserve"> карты для корректного освещения модели.</w:t>
+      </w:pPr>
+      <w:r>
+        <w:rPr>
+          <w:lang w:val="ru-RU"/>
+        </w:rPr>
+        <w:t>Обеспечение стабильности трекинга при движении головы.</w:t>
       </w:r>
     </w:p>
     <w:p>
@@ -1147,7 +944,7 @@
         <w:rPr>
           <w:lang w:val="ru-RU"/>
         </w:rPr>
-        <w:t>Для ресторанной тематики была выбрана 3</w:t>
+        <w:t>Для ресторанной тематики была подготовлена 3</w:t>
       </w:r>
       <w:r>
         <w:t>D</w:t>
@@ -1156,88 +953,43 @@
         <w:rPr>
           <w:lang w:val="ru-RU"/>
         </w:rPr>
-        <w:t>-модель горячего блюда (</w:t>
-      </w:r>
-      <w:r>
-        <w:t>dish</w:t>
+        <w:t>-модель белого колпака шеф-повара (</w:t>
+      </w:r>
+      <w:r>
+        <w:t>chef</w:t>
       </w:r>
       <w:r>
         <w:rPr>
           <w:lang w:val="ru-RU"/>
         </w:rPr>
+        <w:t>_</w:t>
+      </w:r>
+      <w:r>
+        <w:t>hat</w:t>
+      </w:r>
+      <w:r>
+        <w:rPr>
+          <w:lang w:val="ru-RU"/>
+        </w:rPr>
         <w:t>.</w:t>
       </w:r>
-      <w:proofErr w:type="spellStart"/>
       <w:r>
         <w:t>glb</w:t>
       </w:r>
-      <w:proofErr w:type="spellEnd"/>
       <w:r>
         <w:rPr>
           <w:lang w:val="ru-RU"/>
         </w:rPr>
         <w:t xml:space="preserve">) в формате </w:t>
       </w:r>
-      <w:proofErr w:type="spellStart"/>
       <w:r>
         <w:t>glTF</w:t>
       </w:r>
-      <w:proofErr w:type="spellEnd"/>
       <w:r>
         <w:rPr>
           <w:lang w:val="ru-RU"/>
         </w:rPr>
-        <w:t xml:space="preserve">. Чтобы модель открывалась и на </w:t>
-      </w:r>
-      <w:r>
-        <w:t>iPhone</w:t>
-      </w:r>
-      <w:r>
-        <w:rPr>
-          <w:lang w:val="ru-RU"/>
-        </w:rPr>
-        <w:t xml:space="preserve">, ее также сконвертировали в </w:t>
-      </w:r>
-      <w:proofErr w:type="gramStart"/>
-      <w:r>
-        <w:rPr>
-          <w:lang w:val="ru-RU"/>
-        </w:rPr>
-        <w:t>формат .</w:t>
-      </w:r>
-      <w:proofErr w:type="spellStart"/>
-      <w:r>
-        <w:t>usdz</w:t>
-      </w:r>
-      <w:proofErr w:type="spellEnd"/>
-      <w:proofErr w:type="gramEnd"/>
-      <w:r>
-        <w:rPr>
-          <w:lang w:val="ru-RU"/>
-        </w:rPr>
-        <w:t xml:space="preserve"> (</w:t>
-      </w:r>
-      <w:proofErr w:type="gramStart"/>
-      <w:r>
-        <w:t>dish</w:t>
-      </w:r>
-      <w:r>
-        <w:rPr>
-          <w:lang w:val="ru-RU"/>
-        </w:rPr>
         <w:t>.</w:t>
-      </w:r>
-      <w:proofErr w:type="spellStart"/>
-      <w:r>
-        <w:t>usdz</w:t>
-      </w:r>
-      <w:proofErr w:type="spellEnd"/>
-      <w:proofErr w:type="gramEnd"/>
-      <w:r>
-        <w:rPr>
-          <w:lang w:val="ru-RU"/>
-        </w:rPr>
-        <w:t>).</w:t>
       </w:r>
     </w:p>
     <w:p>
@@ -1259,42 +1011,43 @@
           <w:b/>
           <w:lang w:val="ru-RU"/>
         </w:rPr>
-        <w:t>-разметки и интеграция &lt;</w:t>
-      </w:r>
-      <w:r>
-        <w:rPr>
-          <w:b/>
-        </w:rPr>
-        <w:t>model</w:t>
-      </w:r>
-      <w:r>
-        <w:rPr>
-          <w:b/>
+        <w:t xml:space="preserve">-сцены и привязка к лицу. </w:t>
+      </w:r>
+      <w:r>
+        <w:rPr>
           <w:lang w:val="ru-RU"/>
         </w:rPr>
+        <w:t xml:space="preserve">Создана страница с подключением </w:t>
+      </w:r>
+      <w:r>
+        <w:t>mindar</w:t>
+      </w:r>
+      <w:r>
+        <w:rPr>
+          <w:lang w:val="ru-RU"/>
+        </w:rPr>
         <w:t>-</w:t>
       </w:r>
       <w:r>
-        <w:rPr>
-          <w:b/>
-        </w:rPr>
-        <w:t>viewer</w:t>
-      </w:r>
-      <w:r>
-        <w:rPr>
-          <w:b/>
+        <w:t>face</w:t>
+      </w:r>
+      <w:r>
+        <w:rPr>
           <w:lang w:val="ru-RU"/>
         </w:rPr>
-        <w:t xml:space="preserve">&gt;. </w:t>
+        <w:t>-</w:t>
+      </w:r>
+      <w:r>
+        <w:t>aframe</w:t>
       </w:r>
       <w:r>
         <w:rPr>
           <w:lang w:val="ru-RU"/>
         </w:rPr>
-        <w:t xml:space="preserve">Создан файл </w:t>
-      </w:r>
-      <w:r>
-        <w:t>index</w:t>
+        <w:t>.</w:t>
+      </w:r>
+      <w:r>
+        <w:t>prod</w:t>
       </w:r>
       <w:r>
         <w:rPr>
@@ -1303,34 +1056,34 @@
         <w:t>.</w:t>
       </w:r>
       <w:r>
-        <w:t>html</w:t>
+        <w:t>js</w:t>
       </w:r>
       <w:r>
         <w:rPr>
           <w:lang w:val="ru-RU"/>
         </w:rPr>
-        <w:t xml:space="preserve">, куда через </w:t>
-      </w:r>
-      <w:r>
-        <w:t>CDN</w:t>
+        <w:t>. В теге &lt;</w:t>
+      </w:r>
+      <w:r>
+        <w:t>a</w:t>
       </w:r>
       <w:r>
         <w:rPr>
           <w:lang w:val="ru-RU"/>
         </w:rPr>
-        <w:t xml:space="preserve"> подключена библиотека @</w:t>
-      </w:r>
-      <w:r>
-        <w:t>google</w:t>
+        <w:t>-</w:t>
+      </w:r>
+      <w:r>
+        <w:t>scene</w:t>
       </w:r>
       <w:r>
         <w:rPr>
           <w:lang w:val="ru-RU"/>
         </w:rPr>
-        <w:t>/</w:t>
-      </w:r>
-      <w:r>
-        <w:t>model</w:t>
+        <w:t xml:space="preserve">&gt; включен модуль </w:t>
+      </w:r>
+      <w:r>
+        <w:t>mindar</w:t>
       </w:r>
       <w:r>
         <w:rPr>
@@ -1339,299 +1092,99 @@
         <w:t>-</w:t>
       </w:r>
       <w:r>
-        <w:t>viewer</w:t>
+        <w:t>face</w:t>
       </w:r>
       <w:r>
         <w:rPr>
           <w:lang w:val="ru-RU"/>
         </w:rPr>
-        <w:t xml:space="preserve">. </w:t>
-      </w:r>
-      <w:r>
-        <w:t>В коде настроены параметры:</w:t>
-      </w:r>
-    </w:p>
-    <w:p>
-      <w:pPr>
-        <w:pStyle w:val="a0"/>
-      </w:pPr>
-      <w:r>
-        <w:rPr>
-          <w:b/>
-        </w:rPr>
-        <w:t xml:space="preserve">src и ios-src: </w:t>
-      </w:r>
-      <w:r>
-        <w:t>подключены файлы блюда dish.glb и dish.usdz.</w:t>
-      </w:r>
-    </w:p>
-    <w:p>
-      <w:pPr>
-        <w:pStyle w:val="a0"/>
-      </w:pPr>
-      <w:r>
-        <w:rPr>
-          <w:b/>
-        </w:rPr>
-        <w:t xml:space="preserve">ar и ar-modes="webxr scene-viewer quick-look": </w:t>
-      </w:r>
-      <w:r>
-        <w:t>включены режимы запуска AR для Android и iOS.</w:t>
-      </w:r>
-    </w:p>
-    <w:p>
-      <w:pPr>
-        <w:pStyle w:val="a0"/>
+        <w:t xml:space="preserve"> на базе нейросети </w:t>
+      </w:r>
+      <w:r>
+        <w:t>MediaPipe</w:t>
+      </w:r>
+      <w:r>
         <w:rPr>
           <w:lang w:val="ru-RU"/>
         </w:rPr>
-      </w:pPr>
-      <w:r>
-        <w:rPr>
-          <w:b/>
-        </w:rPr>
-        <w:t>camera</w:t>
-      </w:r>
-      <w:r>
-        <w:rPr>
-          <w:b/>
+        <w:t xml:space="preserve"> </w:t>
+      </w:r>
+      <w:r>
+        <w:t>FaceMesh</w:t>
+      </w:r>
+      <w:r>
+        <w:rPr>
           <w:lang w:val="ru-RU"/>
         </w:rPr>
+        <w:t>. В сущности &lt;</w:t>
+      </w:r>
+      <w:r>
+        <w:t>a</w:t>
+      </w:r>
+      <w:r>
+        <w:rPr>
+          <w:lang w:val="ru-RU"/>
+        </w:rPr>
         <w:t>-</w:t>
       </w:r>
       <w:r>
-        <w:rPr>
-          <w:b/>
-        </w:rPr>
-        <w:t>controls</w:t>
-      </w:r>
-      <w:r>
-        <w:rPr>
-          <w:b/>
+        <w:t>entity</w:t>
+      </w:r>
+      <w:r>
+        <w:rPr>
           <w:lang w:val="ru-RU"/>
         </w:rPr>
-        <w:t xml:space="preserve">: </w:t>
+        <w:t xml:space="preserve"> </w:t>
+      </w:r>
+      <w:r>
+        <w:t>mindar</w:t>
       </w:r>
       <w:r>
         <w:rPr>
           <w:lang w:val="ru-RU"/>
         </w:rPr>
-        <w:t>добавлено вращение и масштабирование модели жестами на экране.</w:t>
-      </w:r>
-    </w:p>
-    <w:p>
-      <w:pPr>
-        <w:pStyle w:val="a0"/>
+        <w:t>-</w:t>
+      </w:r>
+      <w:r>
+        <w:t>face</w:t>
+      </w:r>
+      <w:r>
         <w:rPr>
           <w:lang w:val="ru-RU"/>
         </w:rPr>
-      </w:pPr>
-      <w:r>
-        <w:rPr>
-          <w:b/>
-        </w:rPr>
-        <w:t>environment</w:t>
-      </w:r>
-      <w:r>
-        <w:rPr>
-          <w:b/>
+        <w:t>-</w:t>
+      </w:r>
+      <w:r>
+        <w:t>target</w:t>
+      </w:r>
+      <w:r>
+        <w:rPr>
           <w:lang w:val="ru-RU"/>
         </w:rPr>
-        <w:t>-</w:t>
-      </w:r>
-      <w:r>
-        <w:rPr>
-          <w:b/>
-        </w:rPr>
-        <w:t>image</w:t>
-      </w:r>
-      <w:r>
-        <w:rPr>
-          <w:b/>
+        <w:t>="</w:t>
+      </w:r>
+      <w:r>
+        <w:t>anchorIndex</w:t>
+      </w:r>
+      <w:r>
+        <w:rPr>
           <w:lang w:val="ru-RU"/>
         </w:rPr>
-        <w:t xml:space="preserve">: </w:t>
-      </w:r>
-      <w:r>
-        <w:rPr>
-          <w:lang w:val="ru-RU"/>
-        </w:rPr>
-        <w:t xml:space="preserve">подключена </w:t>
-      </w:r>
-      <w:r>
-        <w:t>HDRI</w:t>
-      </w:r>
-      <w:r>
-        <w:rPr>
-          <w:lang w:val="ru-RU"/>
-        </w:rPr>
-        <w:t>-карта (</w:t>
-      </w:r>
-      <w:r>
-        <w:t>aircraft</w:t>
-      </w:r>
-      <w:r>
-        <w:rPr>
-          <w:lang w:val="ru-RU"/>
-        </w:rPr>
-        <w:t>_</w:t>
-      </w:r>
-      <w:r>
-        <w:t>workshop</w:t>
-      </w:r>
-      <w:r>
-        <w:rPr>
-          <w:lang w:val="ru-RU"/>
-        </w:rPr>
-        <w:t>_01_1</w:t>
-      </w:r>
-      <w:r>
-        <w:t>k</w:t>
-      </w:r>
-      <w:r>
-        <w:rPr>
-          <w:lang w:val="ru-RU"/>
-        </w:rPr>
-        <w:t>.</w:t>
-      </w:r>
-      <w:proofErr w:type="spellStart"/>
-      <w:r>
-        <w:t>hdr</w:t>
-      </w:r>
-      <w:proofErr w:type="spellEnd"/>
-      <w:r>
-        <w:rPr>
-          <w:lang w:val="ru-RU"/>
-        </w:rPr>
-        <w:t>) для реалистичных бликов и освещения блюда.</w:t>
-      </w:r>
-    </w:p>
-    <w:p>
-      <w:pPr>
-        <w:pStyle w:val="a0"/>
-        <w:rPr>
-          <w:lang w:val="ru-RU"/>
-        </w:rPr>
-      </w:pPr>
-      <w:r>
-        <w:rPr>
-          <w:b/>
-        </w:rPr>
-        <w:t>shadow</w:t>
-      </w:r>
-      <w:r>
-        <w:rPr>
-          <w:b/>
-          <w:lang w:val="ru-RU"/>
-        </w:rPr>
-        <w:t>-</w:t>
-      </w:r>
-      <w:r>
-        <w:rPr>
-          <w:b/>
-        </w:rPr>
-        <w:t>intensity</w:t>
-      </w:r>
-      <w:r>
-        <w:rPr>
-          <w:b/>
-          <w:lang w:val="ru-RU"/>
-        </w:rPr>
-        <w:t xml:space="preserve">="1": </w:t>
-      </w:r>
-      <w:r>
-        <w:rPr>
-          <w:lang w:val="ru-RU"/>
-        </w:rPr>
-        <w:t>включена мягкая тень под тарелкой на столе.</w:t>
-      </w:r>
-    </w:p>
-    <w:p>
-      <w:pPr>
-        <w:pStyle w:val="a0"/>
-        <w:rPr>
-          <w:lang w:val="ru-RU"/>
-        </w:rPr>
-      </w:pPr>
-      <w:r>
-        <w:rPr>
-          <w:b/>
-        </w:rPr>
-        <w:t>slot</w:t>
-      </w:r>
-      <w:r>
-        <w:rPr>
-          <w:b/>
-          <w:lang w:val="ru-RU"/>
-        </w:rPr>
-        <w:t>="</w:t>
-      </w:r>
-      <w:proofErr w:type="spellStart"/>
-      <w:r>
-        <w:rPr>
-          <w:b/>
-        </w:rPr>
-        <w:t>ar</w:t>
-      </w:r>
-      <w:proofErr w:type="spellEnd"/>
-      <w:r>
-        <w:rPr>
-          <w:b/>
-          <w:lang w:val="ru-RU"/>
-        </w:rPr>
-        <w:t>-</w:t>
-      </w:r>
-      <w:r>
-        <w:rPr>
-          <w:b/>
-        </w:rPr>
-        <w:t>button</w:t>
-      </w:r>
-      <w:r>
-        <w:rPr>
-          <w:b/>
-          <w:lang w:val="ru-RU"/>
-        </w:rPr>
-        <w:t xml:space="preserve">": </w:t>
-      </w:r>
-      <w:r>
-        <w:rPr>
-          <w:lang w:val="ru-RU"/>
-        </w:rPr>
-        <w:t>добавлена кнопка для перехода в дополненную реальность.</w:t>
+        <w:t xml:space="preserve">: 10"&gt; настроена привязка колпака к верхней части лба (точка 10). </w:t>
+      </w:r>
+      <w:r>
+        <w:t>Подобраны масштаб и положение.</w:t>
       </w:r>
     </w:p>
     <w:p>
       <w:pPr>
         <w:spacing w:before="240"/>
       </w:pPr>
-      <w:proofErr w:type="spellStart"/>
       <w:r>
         <w:rPr>
           <w:b/>
         </w:rPr>
-        <w:t>Листинг</w:t>
-      </w:r>
-      <w:proofErr w:type="spellEnd"/>
-      <w:r>
-        <w:rPr>
-          <w:b/>
-        </w:rPr>
-        <w:t xml:space="preserve"> </w:t>
-      </w:r>
-      <w:proofErr w:type="spellStart"/>
-      <w:r>
-        <w:rPr>
-          <w:b/>
-        </w:rPr>
-        <w:t>кода</w:t>
-      </w:r>
-      <w:proofErr w:type="spellEnd"/>
-      <w:r>
-        <w:rPr>
-          <w:b/>
-        </w:rPr>
-        <w:t xml:space="preserve"> index.html:</w:t>
+        <w:t>Листинг кода index.html:</w:t>
       </w:r>
     </w:p>
     <w:tbl>
@@ -1713,7 +1266,7 @@
                 <w:sz w:val="17"/>
               </w:rPr>
               <w:br/>
-              <w:t xml:space="preserve">    &lt;title&gt;WebAR Задание 1 - Меню ресторана&lt;/title&gt;</w:t>
+              <w:t xml:space="preserve">    &lt;title&gt;WebAR Задание 3 - Колпак шеф-повара&lt;/title&gt;</w:t>
             </w:r>
             <w:r>
               <w:rPr>
@@ -1722,7 +1275,7 @@
                 <w:sz w:val="17"/>
               </w:rPr>
               <w:br/>
-              <w:t xml:space="preserve">    &lt;!-- Подключаем библиотеку model-viewer от Google --&gt;</w:t>
+              <w:t xml:space="preserve">    &lt;!-- Подключаем A-Frame и MindAR Face Tracking --&gt;</w:t>
             </w:r>
             <w:r>
               <w:rPr>
@@ -1731,7 +1284,7 @@
                 <w:sz w:val="17"/>
               </w:rPr>
               <w:br/>
-              <w:t xml:space="preserve">    &lt;script type="module" src="https://ajax.googleapis.com/ajax/libs/model-viewer/3.4.0/model-viewer.min.js"&gt;&lt;/script&gt;</w:t>
+              <w:t xml:space="preserve">    &lt;script src="https://aframe.io/releases/1.4.2/aframe.min.js"&gt;&lt;/script&gt;</w:t>
             </w:r>
             <w:r>
               <w:rPr>
@@ -1740,7 +1293,7 @@
                 <w:sz w:val="17"/>
               </w:rPr>
               <w:br/>
-              <w:t xml:space="preserve">    &lt;style&gt;</w:t>
+              <w:t xml:space="preserve">    &lt;script src="https://cdn.jsdelivr.net/npm/mind-ar@1.2.5/dist/mindar-face-aframe.prod.js"&gt;&lt;/script&gt;</w:t>
             </w:r>
             <w:r>
               <w:rPr>
@@ -1749,7 +1302,7 @@
                 <w:sz w:val="17"/>
               </w:rPr>
               <w:br/>
-              <w:t xml:space="preserve">        body { margin: 0; padding: 0; width: 100vw; height: 100vh; }</w:t>
+              <w:t xml:space="preserve">    &lt;style&gt;</w:t>
             </w:r>
             <w:r>
               <w:rPr>
@@ -1758,7 +1311,7 @@
                 <w:sz w:val="17"/>
               </w:rPr>
               <w:br/>
-              <w:t xml:space="preserve">        model-viewer { width: 100%; height: 100%; }</w:t>
+              <w:t xml:space="preserve">        body { margin: 0; overflow: hidden; }</w:t>
             </w:r>
             <w:r>
               <w:rPr>
@@ -1794,7 +1347,7 @@
                 <w:sz w:val="17"/>
               </w:rPr>
               <w:br/>
-              <w:t xml:space="preserve">    &lt;!-- Компонент для отображения 3D и AR блюда --&gt;</w:t>
+              <w:t xml:space="preserve">    &lt;!-- Инициализация AR-сцены с Face Tracking --&gt;</w:t>
             </w:r>
             <w:r>
               <w:rPr>
@@ -1803,7 +1356,7 @@
                 <w:sz w:val="17"/>
               </w:rPr>
               <w:br/>
-              <w:t xml:space="preserve">    &lt;model-viewer src="dish.glb"</w:t>
+              <w:t xml:space="preserve">    &lt;a-scene mindar-face vr-mode-ui="enabled: false" device-orientation-permission-ui="enabled: false"&gt;</w:t>
             </w:r>
             <w:r>
               <w:rPr>
@@ -1812,7 +1365,7 @@
                 <w:sz w:val="17"/>
               </w:rPr>
               <w:br/>
-              <w:t xml:space="preserve">                  ios-src="dish.usdz"</w:t>
+              <w:t xml:space="preserve">        &lt;a-assets&gt;</w:t>
             </w:r>
             <w:r>
               <w:rPr>
@@ -1821,7 +1374,7 @@
                 <w:sz w:val="17"/>
               </w:rPr>
               <w:br/>
-              <w:t xml:space="preserve">                  ar</w:t>
+              <w:t xml:space="preserve">            &lt;a-asset-item id="hatModel" src="./chef_hat.glb"&gt;&lt;/a-asset-item&gt;</w:t>
             </w:r>
             <w:r>
               <w:rPr>
@@ -1830,7 +1383,7 @@
                 <w:sz w:val="17"/>
               </w:rPr>
               <w:br/>
-              <w:t xml:space="preserve">                  ar-modes="webxr scene-viewer quick-look"</w:t>
+              <w:t xml:space="preserve">        &lt;/a-assets&gt;</w:t>
             </w:r>
             <w:r>
               <w:rPr>
@@ -1839,7 +1392,6 @@
                 <w:sz w:val="17"/>
               </w:rPr>
               <w:br/>
-              <w:t xml:space="preserve">                  camera-controls</w:t>
             </w:r>
             <w:r>
               <w:rPr>
@@ -1848,7 +1400,7 @@
                 <w:sz w:val="17"/>
               </w:rPr>
               <w:br/>
-              <w:t xml:space="preserve">                  environment-image="aircraft_workshop_01_1k.hdr"</w:t>
+              <w:t xml:space="preserve">        &lt;a-camera active="false" position="0 0 0"&gt;&lt;/a-camera&gt;</w:t>
             </w:r>
             <w:r>
               <w:rPr>
@@ -1864,8 +1416,8 @@
                 <w:color w:val="1E293B"/>
                 <w:sz w:val="17"/>
               </w:rPr>
-              <w:lastRenderedPageBreak/>
-              <w:t xml:space="preserve">                  shadow-intensity="1"&gt;</w:t>
+              <w:br/>
+              <w:t xml:space="preserve">        &lt;!-- Освещение сцены --&gt;</w:t>
             </w:r>
             <w:r>
               <w:rPr>
@@ -1874,7 +1426,7 @@
                 <w:sz w:val="17"/>
               </w:rPr>
               <w:br/>
-              <w:t xml:space="preserve">        &lt;!-- Кнопка запуска AR --&gt;</w:t>
+              <w:t xml:space="preserve">        &lt;a-light type="ambient" color="#FFFFFF" intensity="0.9"&gt;&lt;/a-light&gt;</w:t>
             </w:r>
             <w:r>
               <w:rPr>
@@ -1883,7 +1435,7 @@
                 <w:sz w:val="17"/>
               </w:rPr>
               <w:br/>
-              <w:t xml:space="preserve">        &lt;button slot="ar-button" style="position: absolute; bottom: 30px; left: 50%; transform: translateX(-50%); padding: 12px 24px; font-size: 16px; border-radius: 8px; background: #ea580c; color: white; border: none; cursor: pointer; box-shadow: 0 4px 12px rgba(0,0,0,0.3); font-weight: bold;"&gt;</w:t>
+              <w:t xml:space="preserve">        &lt;a-light type="directional" position="0 2 1" intensity="1.2"&gt;&lt;/a-light&gt;</w:t>
             </w:r>
             <w:r>
               <w:rPr>
@@ -1892,7 +1444,6 @@
                 <w:sz w:val="17"/>
               </w:rPr>
               <w:br/>
-              <w:t xml:space="preserve">            Посмотреть блюдо на столе (AR)</w:t>
             </w:r>
             <w:r>
               <w:rPr>
@@ -1901,7 +1452,7 @@
                 <w:sz w:val="17"/>
               </w:rPr>
               <w:br/>
-              <w:t xml:space="preserve">        &lt;/button&gt;</w:t>
+              <w:t xml:space="preserve">        &lt;!-- Точка 10 — верх лба / макушка головы для головных уборов --&gt;</w:t>
             </w:r>
             <w:r>
               <w:rPr>
@@ -1910,7 +1461,87 @@
                 <w:sz w:val="17"/>
               </w:rPr>
               <w:br/>
-              <w:t xml:space="preserve">    &lt;/model-viewer&gt;</w:t>
+              <w:t xml:space="preserve">        &lt;a-entity mindar-face-target="anchorIndex: 10"&gt;</w:t>
+            </w:r>
+            <w:r>
+              <w:rPr>
+                <w:rFonts w:ascii="Consolas" w:hAnsi="Consolas"/>
+                <w:color w:val="1E293B"/>
+                <w:sz w:val="17"/>
+              </w:rPr>
+              <w:br/>
+              <w:t xml:space="preserve">            &lt;a-gltf-model </w:t>
+            </w:r>
+            <w:r>
+              <w:rPr>
+                <w:rFonts w:ascii="Consolas" w:hAnsi="Consolas"/>
+                <w:color w:val="1E293B"/>
+                <w:sz w:val="17"/>
+              </w:rPr>
+              <w:br/>
+              <w:t xml:space="preserve">                src="#hatModel" </w:t>
+            </w:r>
+            <w:r>
+              <w:rPr>
+                <w:rFonts w:ascii="Consolas" w:hAnsi="Consolas"/>
+                <w:color w:val="1E293B"/>
+                <w:sz w:val="17"/>
+              </w:rPr>
+              <w:br/>
+              <w:t xml:space="preserve">                rotation="0 0 0" </w:t>
+            </w:r>
+            <w:r>
+              <w:rPr>
+                <w:rFonts w:ascii="Consolas" w:hAnsi="Consolas"/>
+                <w:color w:val="1E293B"/>
+                <w:sz w:val="17"/>
+              </w:rPr>
+              <w:br/>
+              <w:t xml:space="preserve">                position="0 0.15 -0.05" </w:t>
+            </w:r>
+            <w:r>
+              <w:rPr>
+                <w:rFonts w:ascii="Consolas" w:hAnsi="Consolas"/>
+                <w:color w:val="1E293B"/>
+                <w:sz w:val="17"/>
+              </w:rPr>
+              <w:br/>
+            </w:r>
+            <w:r>
+              <w:rPr>
+                <w:rFonts w:ascii="Consolas" w:hAnsi="Consolas"/>
+                <w:color w:val="1E293B"/>
+                <w:sz w:val="17"/>
+              </w:rPr>
+              <w:lastRenderedPageBreak/>
+              <w:t xml:space="preserve">                scale="0.35 0.35 0.35"&gt;</w:t>
+            </w:r>
+            <w:r>
+              <w:rPr>
+                <w:rFonts w:ascii="Consolas" w:hAnsi="Consolas"/>
+                <w:color w:val="1E293B"/>
+                <w:sz w:val="17"/>
+              </w:rPr>
+              <w:br/>
+              <w:t xml:space="preserve">            &lt;/a-gltf-model&gt;</w:t>
+            </w:r>
+            <w:r>
+              <w:rPr>
+                <w:rFonts w:ascii="Consolas" w:hAnsi="Consolas"/>
+                <w:color w:val="1E293B"/>
+                <w:sz w:val="17"/>
+              </w:rPr>
+              <w:br/>
+              <w:t xml:space="preserve">        &lt;/a-entity&gt;</w:t>
+            </w:r>
+            <w:r>
+              <w:rPr>
+                <w:rFonts w:ascii="Consolas" w:hAnsi="Consolas"/>
+                <w:color w:val="1E293B"/>
+                <w:sz w:val="17"/>
+              </w:rPr>
+              <w:br/>
+              <w:t xml:space="preserve">    &lt;/a-scene&gt;</w:t>
             </w:r>
             <w:r>
               <w:rPr>
@@ -1951,89 +1582,38 @@
       </w:r>
     </w:p>
     <w:p>
-      <w:pPr>
+      <w:r>
         <w:rPr>
           <w:lang w:val="ru-RU"/>
         </w:rPr>
-      </w:pPr>
+        <w:t xml:space="preserve">При включении фронтальной камеры нейросеть </w:t>
+      </w:r>
+      <w:r>
+        <w:t>MediaPipe</w:t>
+      </w:r>
       <w:r>
         <w:rPr>
           <w:lang w:val="ru-RU"/>
         </w:rPr>
-        <w:t xml:space="preserve">Для доступа к камере и </w:t>
-      </w:r>
-      <w:r>
-        <w:t>AR</w:t>
-      </w:r>
-      <w:r>
-        <w:rPr>
-          <w:lang w:val="ru-RU"/>
-        </w:rPr>
-        <w:t xml:space="preserve"> проект запускается через локальный </w:t>
-      </w:r>
-      <w:r>
-        <w:t>HTTPS</w:t>
-      </w:r>
-      <w:r>
-        <w:rPr>
-          <w:lang w:val="ru-RU"/>
-        </w:rPr>
-        <w:t xml:space="preserve"> сервер (</w:t>
-      </w:r>
-      <w:r>
-        <w:t>server</w:t>
-      </w:r>
-      <w:r>
-        <w:rPr>
-          <w:lang w:val="ru-RU"/>
-        </w:rPr>
-        <w:t>.</w:t>
-      </w:r>
-      <w:proofErr w:type="spellStart"/>
-      <w:r>
-        <w:t>py</w:t>
-      </w:r>
-      <w:proofErr w:type="spellEnd"/>
-      <w:r>
-        <w:rPr>
-          <w:lang w:val="ru-RU"/>
-        </w:rPr>
-        <w:t>). При открытии страницы на телефоне можно крутить 3</w:t>
-      </w:r>
-      <w:r>
-        <w:t>D</w:t>
-      </w:r>
-      <w:r>
-        <w:rPr>
-          <w:lang w:val="ru-RU"/>
-        </w:rPr>
-        <w:t xml:space="preserve">-модель блюда, а при нажатии на кнопку </w:t>
-      </w:r>
-      <w:r>
-        <w:t>AR</w:t>
-      </w:r>
-      <w:r>
-        <w:rPr>
-          <w:lang w:val="ru-RU"/>
-        </w:rPr>
-        <w:t xml:space="preserve"> блюдо проецируется прямо на поверхность реального стола в масштабе 1:1.</w:t>
+        <w:t xml:space="preserve"> находит лицо пользователя и «надевает» поварской колпак шефа. </w:t>
+      </w:r>
+      <w:r>
+        <w:t>Модель аккуратно следует за движениями и поворотами головы.</w:t>
       </w:r>
     </w:p>
     <w:p>
       <w:pPr>
-        <w:rPr>
-          <w:lang w:val="ru-RU"/>
-        </w:rPr>
+        <w:jc w:val="center"/>
       </w:pPr>
       <w:r>
         <w:rPr>
           <w:noProof/>
         </w:rPr>
         <w:drawing>
-          <wp:inline distT="0" distB="0" distL="0" distR="0" wp14:anchorId="5799081E" wp14:editId="3AA631A1">
-            <wp:extent cx="6336665" cy="3797300"/>
-            <wp:effectExtent l="0" t="0" r="6985" b="0"/>
-            <wp:docPr id="506983744" name="Рисунок 2"/>
+          <wp:inline distT="0" distB="0" distL="0" distR="0" wp14:anchorId="726B1D34" wp14:editId="51139201">
+            <wp:extent cx="4526280" cy="4138922"/>
+            <wp:effectExtent l="0" t="0" r="7620" b="0"/>
+            <wp:docPr id="91966285" name="Рисунок 1"/>
             <wp:cNvGraphicFramePr>
               <a:graphicFrameLocks xmlns:a="http://schemas.openxmlformats.org/drawingml/2006/main" noChangeAspect="1"/>
             </wp:cNvGraphicFramePr>
@@ -2041,7 +1621,7 @@
               <a:graphicData uri="http://schemas.openxmlformats.org/drawingml/2006/picture">
                 <pic:pic xmlns:pic="http://schemas.openxmlformats.org/drawingml/2006/picture">
                   <pic:nvPicPr>
-                    <pic:cNvPr id="506983744" name="Рисунок 506983744"/>
+                    <pic:cNvPr id="91966285" name="Рисунок 91966285"/>
                     <pic:cNvPicPr/>
                   </pic:nvPicPr>
                   <pic:blipFill>
@@ -2053,7 +1633,7 @@
                   <pic:spPr>
                     <a:xfrm>
                       <a:off x="0" y="0"/>
-                      <a:ext cx="6336665" cy="3797300"/>
+                      <a:ext cx="4532575" cy="4144678"/>
                     </a:xfrm>
                     <a:prstGeom prst="rect">
                       <a:avLst/>
@@ -2067,15 +1647,7 @@
       </w:r>
     </w:p>
     <w:p>
-      <w:pPr>
-        <w:rPr>
-          <w:lang w:val="ru-RU"/>
-        </w:rPr>
-      </w:pPr>
-      <w:r>
-        <w:rPr>
-          <w:lang w:val="ru-RU"/>
-        </w:rPr>
+      <w:r>
         <w:br w:type="page"/>
       </w:r>
     </w:p>
@@ -2094,33 +1666,80 @@
           <w:lang w:val="ru-RU"/>
         </w:rPr>
         <w:lastRenderedPageBreak/>
-        <w:t>ЗАДАНИЕ 2</w:t>
+        <w:t>ЗАДАНИЕ 4</w:t>
       </w:r>
     </w:p>
     <w:p>
       <w:pPr>
         <w:jc w:val="center"/>
+        <w:rPr>
+          <w:lang w:val="ru-RU"/>
+        </w:rPr>
       </w:pPr>
       <w:r>
         <w:rPr>
           <w:b/>
           <w:lang w:val="ru-RU"/>
         </w:rPr>
-        <w:t xml:space="preserve">Тема: Внедрение трекинга изображений с помощью </w:t>
-      </w:r>
-      <w:proofErr w:type="spellStart"/>
+        <w:t xml:space="preserve">Тема: Создание </w:t>
+      </w:r>
       <w:r>
         <w:rPr>
           <w:b/>
         </w:rPr>
-        <w:t>MindAR</w:t>
-      </w:r>
-      <w:proofErr w:type="spellEnd"/>
+        <w:t>AR</w:t>
+      </w:r>
       <w:r>
         <w:rPr>
           <w:b/>
-        </w:rPr>
-        <w:t xml:space="preserve"> (A-Frame)</w:t>
+          <w:lang w:val="ru-RU"/>
+        </w:rPr>
+        <w:t xml:space="preserve">-сцены на </w:t>
+      </w:r>
+      <w:r>
+        <w:rPr>
+          <w:b/>
+        </w:rPr>
+        <w:t>Three</w:t>
+      </w:r>
+      <w:r>
+        <w:rPr>
+          <w:b/>
+          <w:lang w:val="ru-RU"/>
+        </w:rPr>
+        <w:t>.</w:t>
+      </w:r>
+      <w:r>
+        <w:rPr>
+          <w:b/>
+        </w:rPr>
+        <w:t>js</w:t>
+      </w:r>
+      <w:r>
+        <w:rPr>
+          <w:b/>
+          <w:lang w:val="ru-RU"/>
+        </w:rPr>
+        <w:t xml:space="preserve"> с размещением объекта через </w:t>
+      </w:r>
+      <w:r>
+        <w:rPr>
+          <w:b/>
+        </w:rPr>
+        <w:t>hit</w:t>
+      </w:r>
+      <w:r>
+        <w:rPr>
+          <w:b/>
+          <w:lang w:val="ru-RU"/>
+        </w:rPr>
+        <w:t>-</w:t>
+      </w:r>
+      <w:r>
+        <w:rPr>
+          <w:b/>
+        </w:rPr>
+        <w:t>test</w:t>
       </w:r>
     </w:p>
     <w:p>
@@ -2137,130 +1756,25 @@
     <w:p>
       <w:pPr>
         <w:pStyle w:val="a0"/>
-        <w:rPr>
-          <w:lang w:val="ru-RU"/>
-        </w:rPr>
       </w:pPr>
       <w:r>
-        <w:rPr>
-          <w:lang w:val="ru-RU"/>
-        </w:rPr>
-        <w:t xml:space="preserve">Создать </w:t>
-      </w:r>
-      <w:r>
-        <w:t>HTML</w:t>
-      </w:r>
-      <w:r>
-        <w:rPr>
-          <w:lang w:val="ru-RU"/>
-        </w:rPr>
-        <w:t xml:space="preserve">-страницу с использованием библиотек </w:t>
-      </w:r>
-      <w:r>
-        <w:t>A</w:t>
-      </w:r>
-      <w:r>
-        <w:rPr>
-          <w:lang w:val="ru-RU"/>
-        </w:rPr>
-        <w:t>-</w:t>
-      </w:r>
-      <w:r>
-        <w:t>Frame</w:t>
-      </w:r>
-      <w:r>
-        <w:rPr>
-          <w:lang w:val="ru-RU"/>
-        </w:rPr>
-        <w:t xml:space="preserve"> и </w:t>
-      </w:r>
-      <w:proofErr w:type="spellStart"/>
-      <w:r>
-        <w:t>MindAR</w:t>
-      </w:r>
-      <w:proofErr w:type="spellEnd"/>
-      <w:r>
-        <w:rPr>
-          <w:lang w:val="ru-RU"/>
-        </w:rPr>
-        <w:t>.</w:t>
+        <w:t>Используется Three.js и WebXR API с immersive-ar сессией.</w:t>
       </w:r>
     </w:p>
     <w:p>
       <w:pPr>
         <w:pStyle w:val="a0"/>
-        <w:rPr>
-          <w:lang w:val="ru-RU"/>
-        </w:rPr>
       </w:pPr>
       <w:r>
-        <w:rPr>
-          <w:lang w:val="ru-RU"/>
-        </w:rPr>
-        <w:t xml:space="preserve">Подготовить изображение-маркер и скомпилировать его в формат </w:t>
-      </w:r>
-      <w:proofErr w:type="gramStart"/>
-      <w:r>
-        <w:t>targets</w:t>
-      </w:r>
-      <w:r>
-        <w:rPr>
-          <w:lang w:val="ru-RU"/>
-        </w:rPr>
-        <w:t>.</w:t>
-      </w:r>
-      <w:r>
-        <w:t>mind</w:t>
-      </w:r>
-      <w:proofErr w:type="gramEnd"/>
-      <w:r>
-        <w:rPr>
-          <w:lang w:val="ru-RU"/>
-        </w:rPr>
-        <w:t xml:space="preserve"> с помощью утилиты </w:t>
-      </w:r>
-      <w:proofErr w:type="spellStart"/>
-      <w:r>
-        <w:t>MindAR</w:t>
-      </w:r>
-      <w:proofErr w:type="spellEnd"/>
-      <w:r>
-        <w:rPr>
-          <w:lang w:val="ru-RU"/>
-        </w:rPr>
-        <w:t>.</w:t>
+        <w:t>Инициализация AR-сессии (navigator.xr.requestSession) настроена корректно.</w:t>
       </w:r>
     </w:p>
     <w:p>
       <w:pPr>
         <w:pStyle w:val="a0"/>
-        <w:rPr>
-          <w:lang w:val="ru-RU"/>
-        </w:rPr>
       </w:pPr>
       <w:r>
-        <w:rPr>
-          <w:lang w:val="ru-RU"/>
-        </w:rPr>
-        <w:t xml:space="preserve">Интегрировать на страницу компонент </w:t>
-      </w:r>
-      <w:r>
-        <w:t>image</w:t>
-      </w:r>
-      <w:r>
-        <w:rPr>
-          <w:lang w:val="ru-RU"/>
-        </w:rPr>
-        <w:t>-</w:t>
-      </w:r>
-      <w:r>
-        <w:t>tracker</w:t>
-      </w:r>
-      <w:r>
-        <w:rPr>
-          <w:lang w:val="ru-RU"/>
-        </w:rPr>
-        <w:t xml:space="preserve"> для распознавания маркера.</w:t>
+        <w:t>Реализован hit-test через XRHitTestSource и getHitTestResults.</w:t>
       </w:r>
     </w:p>
     <w:p>
@@ -2274,27 +1788,25 @@
         <w:rPr>
           <w:lang w:val="ru-RU"/>
         </w:rPr>
-        <w:t>Разместить 3</w:t>
-      </w:r>
-      <w:r>
-        <w:t>D</w:t>
+        <w:t xml:space="preserve">Добавлен визуальный маркер (кольцо или ретикал), привязанный к результатам </w:t>
+      </w:r>
+      <w:r>
+        <w:t>hit</w:t>
       </w:r>
       <w:r>
         <w:rPr>
           <w:lang w:val="ru-RU"/>
         </w:rPr>
-        <w:t xml:space="preserve">-модель (в формате </w:t>
-      </w:r>
-      <w:proofErr w:type="spellStart"/>
-      <w:r>
-        <w:t>glTF</w:t>
-      </w:r>
-      <w:proofErr w:type="spellEnd"/>
+        <w:t>-</w:t>
+      </w:r>
+      <w:r>
+        <w:t>test</w:t>
+      </w:r>
       <w:r>
         <w:rPr>
           <w:lang w:val="ru-RU"/>
         </w:rPr>
-        <w:t>) так, чтобы она появлялась при наведении камеры на выбранное изображение.</w:t>
+        <w:t>.</w:t>
       </w:r>
     </w:p>
     <w:p>
@@ -2308,7 +1820,21 @@
         <w:rPr>
           <w:lang w:val="ru-RU"/>
         </w:rPr>
-        <w:t>Настроить базовые параметры освещения сцены для корректного отображения модели.</w:t>
+        <w:t>При тапе/клике объект размещается в точке соприкосновения и фиксируется.</w:t>
+      </w:r>
+    </w:p>
+    <w:p>
+      <w:pPr>
+        <w:pStyle w:val="a0"/>
+        <w:rPr>
+          <w:lang w:val="ru-RU"/>
+        </w:rPr>
+      </w:pPr>
+      <w:r>
+        <w:rPr>
+          <w:lang w:val="ru-RU"/>
+        </w:rPr>
+        <w:t>После размещения объект остаётся на месте и не «едет» с камерой.</w:t>
       </w:r>
     </w:p>
     <w:p>
@@ -2337,97 +1863,151 @@
           <w:b/>
           <w:lang w:val="ru-RU"/>
         </w:rPr>
-        <w:t>Подготовка 3</w:t>
+        <w:t xml:space="preserve">Инициализация </w:t>
       </w:r>
       <w:r>
         <w:rPr>
           <w:b/>
         </w:rPr>
-        <w:t>D</w:t>
+        <w:t>Three</w:t>
       </w:r>
       <w:r>
         <w:rPr>
           <w:b/>
           <w:lang w:val="ru-RU"/>
         </w:rPr>
-        <w:t xml:space="preserve">-модели и маркера. </w:t>
-      </w:r>
-      <w:r>
-        <w:rPr>
+        <w:t>.</w:t>
+      </w:r>
+      <w:r>
+        <w:rPr>
+          <w:b/>
+        </w:rPr>
+        <w:t>js</w:t>
+      </w:r>
+      <w:r>
+        <w:rPr>
+          <w:b/>
           <w:lang w:val="ru-RU"/>
         </w:rPr>
-        <w:t>В качестве маркера взято изображение меню ресторана (</w:t>
-      </w:r>
-      <w:r>
-        <w:t>card</w:t>
-      </w:r>
-      <w:r>
-        <w:rPr>
+        <w:t xml:space="preserve"> и </w:t>
+      </w:r>
+      <w:r>
+        <w:rPr>
+          <w:b/>
+        </w:rPr>
+        <w:t>WebXR</w:t>
+      </w:r>
+      <w:r>
+        <w:rPr>
+          <w:b/>
           <w:lang w:val="ru-RU"/>
         </w:rPr>
+        <w:t xml:space="preserve">. </w:t>
+      </w:r>
+      <w:r>
+        <w:rPr>
+          <w:lang w:val="ru-RU"/>
+        </w:rPr>
+        <w:t xml:space="preserve">Создано </w:t>
+      </w:r>
+      <w:r>
+        <w:t>WebAR</w:t>
+      </w:r>
+      <w:r>
+        <w:rPr>
+          <w:lang w:val="ru-RU"/>
+        </w:rPr>
+        <w:t xml:space="preserve">-приложение на библиотеке </w:t>
+      </w:r>
+      <w:r>
+        <w:t>Three</w:t>
+      </w:r>
+      <w:r>
+        <w:rPr>
+          <w:lang w:val="ru-RU"/>
+        </w:rPr>
         <w:t>.</w:t>
       </w:r>
-      <w:proofErr w:type="spellStart"/>
-      <w:r>
-        <w:t>png</w:t>
-      </w:r>
-      <w:proofErr w:type="spellEnd"/>
+      <w:r>
+        <w:t>js</w:t>
+      </w:r>
       <w:r>
         <w:rPr>
           <w:lang w:val="ru-RU"/>
         </w:rPr>
-        <w:t xml:space="preserve">) с контрастными деталями. С помощью онлайн компилятора </w:t>
-      </w:r>
-      <w:proofErr w:type="spellStart"/>
-      <w:r>
-        <w:t>MindAR</w:t>
-      </w:r>
-      <w:proofErr w:type="spellEnd"/>
+        <w:t xml:space="preserve"> с использованием браузерного </w:t>
+      </w:r>
+      <w:r>
+        <w:t>WebXR</w:t>
+      </w:r>
       <w:r>
         <w:rPr>
           <w:lang w:val="ru-RU"/>
         </w:rPr>
-        <w:t xml:space="preserve"> оно было скомпилировано в файл </w:t>
-      </w:r>
-      <w:proofErr w:type="gramStart"/>
-      <w:r>
-        <w:t>targets</w:t>
+        <w:t xml:space="preserve"> </w:t>
+      </w:r>
+      <w:r>
+        <w:t>API</w:t>
       </w:r>
       <w:r>
         <w:rPr>
           <w:lang w:val="ru-RU"/>
         </w:rPr>
+        <w:t xml:space="preserve">. Использован модуль </w:t>
+      </w:r>
+      <w:r>
+        <w:t>ARButton</w:t>
+      </w:r>
+      <w:r>
+        <w:rPr>
+          <w:lang w:val="ru-RU"/>
+        </w:rPr>
+        <w:t xml:space="preserve"> с параметром </w:t>
+      </w:r>
+      <w:r>
+        <w:t>requiredFeatures</w:t>
+      </w:r>
+      <w:r>
+        <w:rPr>
+          <w:lang w:val="ru-RU"/>
+        </w:rPr>
+        <w:t>: ['</w:t>
+      </w:r>
+      <w:r>
+        <w:t>hit</w:t>
+      </w:r>
+      <w:r>
+        <w:rPr>
+          <w:lang w:val="ru-RU"/>
+        </w:rPr>
+        <w:t>-</w:t>
+      </w:r>
+      <w:r>
+        <w:t>test</w:t>
+      </w:r>
+      <w:r>
+        <w:rPr>
+          <w:lang w:val="ru-RU"/>
+        </w:rPr>
+        <w:t xml:space="preserve">'] для сессии типа </w:t>
+      </w:r>
+      <w:r>
+        <w:t>immersive</w:t>
+      </w:r>
+      <w:r>
+        <w:rPr>
+          <w:lang w:val="ru-RU"/>
+        </w:rPr>
+        <w:t>-</w:t>
+      </w:r>
+      <w:r>
+        <w:t>ar</w:t>
+      </w:r>
+      <w:r>
+        <w:rPr>
+          <w:lang w:val="ru-RU"/>
+        </w:rPr>
         <w:t>.</w:t>
-      </w:r>
-      <w:r>
-        <w:t>mind</w:t>
-      </w:r>
-      <w:proofErr w:type="gramEnd"/>
-      <w:r>
-        <w:rPr>
-          <w:lang w:val="ru-RU"/>
-        </w:rPr>
-        <w:t>. Для отображения взята модель блюда (</w:t>
-      </w:r>
-      <w:r>
-        <w:t>model</w:t>
-      </w:r>
-      <w:r>
-        <w:rPr>
-          <w:lang w:val="ru-RU"/>
-        </w:rPr>
-        <w:t>.</w:t>
-      </w:r>
-      <w:proofErr w:type="spellStart"/>
-      <w:r>
-        <w:t>glb</w:t>
-      </w:r>
-      <w:proofErr w:type="spellEnd"/>
-      <w:r>
-        <w:rPr>
-          <w:lang w:val="ru-RU"/>
-        </w:rPr>
-        <w:t>).</w:t>
       </w:r>
     </w:p>
     <w:p>
@@ -2441,221 +2021,89 @@
           <w:b/>
           <w:lang w:val="ru-RU"/>
         </w:rPr>
-        <w:t xml:space="preserve">Разработка </w:t>
+        <w:t xml:space="preserve">Реализация </w:t>
       </w:r>
       <w:r>
         <w:rPr>
           <w:b/>
         </w:rPr>
-        <w:t>HTML</w:t>
+        <w:t>Hit</w:t>
       </w:r>
       <w:r>
         <w:rPr>
           <w:b/>
           <w:lang w:val="ru-RU"/>
         </w:rPr>
-        <w:t xml:space="preserve">-сцены и настройка трекинга. </w:t>
-      </w:r>
-      <w:r>
-        <w:rPr>
+        <w:t>-</w:t>
+      </w:r>
+      <w:r>
+        <w:rPr>
+          <w:b/>
+        </w:rPr>
+        <w:t>Test</w:t>
+      </w:r>
+      <w:r>
+        <w:rPr>
+          <w:b/>
           <w:lang w:val="ru-RU"/>
         </w:rPr>
-        <w:t xml:space="preserve">Создан файл </w:t>
-      </w:r>
-      <w:r>
-        <w:t>index</w:t>
+        <w:t xml:space="preserve"> и кольца-прицела. </w:t>
+      </w:r>
+      <w:r>
+        <w:t xml:space="preserve">Через session.requestHitTestSource создан луч hit-test. </w:t>
       </w:r>
       <w:r>
         <w:rPr>
           <w:lang w:val="ru-RU"/>
         </w:rPr>
-        <w:t>.</w:t>
-      </w:r>
-      <w:r>
-        <w:t>html</w:t>
+        <w:t>В цикле рендеринга результаты пересечения луча с полом передаются в кольцо-прицел (</w:t>
+      </w:r>
+      <w:r>
+        <w:t>reticle</w:t>
       </w:r>
       <w:r>
         <w:rPr>
           <w:lang w:val="ru-RU"/>
         </w:rPr>
-        <w:t xml:space="preserve"> с подключением библиотек </w:t>
-      </w:r>
-      <w:r>
-        <w:t>A</w:t>
+        <w:t>). При касании экрана (событие '</w:t>
+      </w:r>
+      <w:r>
+        <w:t>select</w:t>
       </w:r>
       <w:r>
         <w:rPr>
           <w:lang w:val="ru-RU"/>
         </w:rPr>
+        <w:t>') создается модель круглого ресторанного столика, которая привязывается к координатам пола (</w:t>
+      </w:r>
+      <w:r>
+        <w:t>local</w:t>
+      </w:r>
+      <w:r>
+        <w:rPr>
+          <w:lang w:val="ru-RU"/>
+        </w:rPr>
         <w:t>-</w:t>
       </w:r>
       <w:r>
-        <w:t>Frame</w:t>
+        <w:t>floor</w:t>
       </w:r>
       <w:r>
         <w:rPr>
           <w:lang w:val="ru-RU"/>
         </w:rPr>
-        <w:t xml:space="preserve"> 1.4.2 и </w:t>
-      </w:r>
-      <w:proofErr w:type="spellStart"/>
-      <w:r>
-        <w:t>MindAR</w:t>
-      </w:r>
-      <w:proofErr w:type="spellEnd"/>
-      <w:r>
-        <w:rPr>
-          <w:lang w:val="ru-RU"/>
-        </w:rPr>
-        <w:t xml:space="preserve"> 1.2.5. В теге &lt;</w:t>
-      </w:r>
-      <w:r>
-        <w:t>a</w:t>
-      </w:r>
-      <w:r>
-        <w:rPr>
-          <w:lang w:val="ru-RU"/>
-        </w:rPr>
-        <w:t>-</w:t>
-      </w:r>
-      <w:r>
-        <w:t>scene</w:t>
-      </w:r>
-      <w:r>
-        <w:rPr>
-          <w:lang w:val="ru-RU"/>
-        </w:rPr>
-        <w:t xml:space="preserve">&gt; указан файл </w:t>
-      </w:r>
-      <w:proofErr w:type="gramStart"/>
-      <w:r>
-        <w:t>targets</w:t>
-      </w:r>
-      <w:r>
-        <w:rPr>
-          <w:lang w:val="ru-RU"/>
-        </w:rPr>
-        <w:t>.</w:t>
-      </w:r>
-      <w:r>
-        <w:t>mind</w:t>
-      </w:r>
-      <w:proofErr w:type="gramEnd"/>
-      <w:r>
-        <w:rPr>
-          <w:lang w:val="ru-RU"/>
-        </w:rPr>
-        <w:t>, а внутри сущности маркера размещена модель блюда с подсветкой.</w:t>
-      </w:r>
-    </w:p>
-    <w:p>
-      <w:pPr>
-        <w:jc w:val="center"/>
-        <w:rPr>
-          <w:lang w:val="ru-RU"/>
-        </w:rPr>
-      </w:pPr>
-    </w:p>
-    <w:p>
-      <w:pPr>
-        <w:jc w:val="center"/>
-      </w:pPr>
-      <w:r>
-        <w:rPr>
-          <w:noProof/>
-        </w:rPr>
-        <w:drawing>
-          <wp:inline distT="0" distB="0" distL="0" distR="0" wp14:anchorId="71918883" wp14:editId="772EF350">
-            <wp:extent cx="2560320" cy="1413114"/>
-            <wp:effectExtent l="0" t="0" r="0" b="0"/>
-            <wp:docPr id="1" name="Picture 1"/>
-            <wp:cNvGraphicFramePr>
-              <a:graphicFrameLocks xmlns:a="http://schemas.openxmlformats.org/drawingml/2006/main" noChangeAspect="1"/>
-            </wp:cNvGraphicFramePr>
-            <a:graphic xmlns:a="http://schemas.openxmlformats.org/drawingml/2006/main">
-              <a:graphicData uri="http://schemas.openxmlformats.org/drawingml/2006/picture">
-                <pic:pic xmlns:pic="http://schemas.openxmlformats.org/drawingml/2006/picture">
-                  <pic:nvPicPr>
-                    <pic:cNvPr id="0" name="marker.png"/>
-                    <pic:cNvPicPr/>
-                  </pic:nvPicPr>
-                  <pic:blipFill>
-                    <a:blip r:embed="rId8"/>
-                    <a:stretch>
-                      <a:fillRect/>
-                    </a:stretch>
-                  </pic:blipFill>
-                  <pic:spPr>
-                    <a:xfrm>
-                      <a:off x="0" y="0"/>
-                      <a:ext cx="2560320" cy="1413114"/>
-                    </a:xfrm>
-                    <a:prstGeom prst="rect">
-                      <a:avLst/>
-                    </a:prstGeom>
-                  </pic:spPr>
-                </pic:pic>
-              </a:graphicData>
-            </a:graphic>
-          </wp:inline>
-        </w:drawing>
-      </w:r>
-    </w:p>
-    <w:p>
-      <w:pPr>
-        <w:jc w:val="center"/>
-        <w:rPr>
-          <w:lang w:val="ru-RU"/>
-        </w:rPr>
-      </w:pPr>
-      <w:r>
-        <w:rPr>
-          <w:i/>
-          <w:sz w:val="19"/>
-          <w:lang w:val="ru-RU"/>
-        </w:rPr>
-        <w:t>Рисунок 1 — Маркер меню ресторана</w:t>
+        <w:t>) и остается на месте при перемещении камеры.</w:t>
       </w:r>
     </w:p>
     <w:p>
       <w:pPr>
         <w:spacing w:before="240"/>
-        <w:rPr>
-          <w:lang w:val="ru-RU"/>
-        </w:rPr>
       </w:pPr>
       <w:r>
         <w:rPr>
           <w:b/>
-          <w:lang w:val="ru-RU"/>
-        </w:rPr>
-        <w:t xml:space="preserve">Листинг кода </w:t>
-      </w:r>
-      <w:r>
-        <w:rPr>
-          <w:b/>
-        </w:rPr>
-        <w:t>index</w:t>
-      </w:r>
-      <w:r>
-        <w:rPr>
-          <w:b/>
-          <w:lang w:val="ru-RU"/>
-        </w:rPr>
-        <w:t>.</w:t>
-      </w:r>
-      <w:r>
-        <w:rPr>
-          <w:b/>
-        </w:rPr>
-        <w:t>html</w:t>
-      </w:r>
-      <w:r>
-        <w:rPr>
-          <w:b/>
-          <w:lang w:val="ru-RU"/>
-        </w:rPr>
-        <w:t>:</w:t>
+        </w:rPr>
+        <w:t>Листинг кода index.html:</w:t>
       </w:r>
     </w:p>
     <w:tbl>
@@ -2737,2006 +2185,6 @@
                 <w:sz w:val="17"/>
               </w:rPr>
               <w:br/>
-              <w:t xml:space="preserve">    &lt;title&gt;WebAR Задание 2 - AR Меню ресторана&lt;/title&gt;</w:t>
-            </w:r>
-            <w:r>
-              <w:rPr>
-                <w:rFonts w:ascii="Consolas" w:hAnsi="Consolas"/>
-                <w:color w:val="1E293B"/>
-                <w:sz w:val="17"/>
-              </w:rPr>
-              <w:br/>
-              <w:t xml:space="preserve">    &lt;!-- Подключение A-Frame и MindAR Image Tracking --&gt;</w:t>
-            </w:r>
-            <w:r>
-              <w:rPr>
-                <w:rFonts w:ascii="Consolas" w:hAnsi="Consolas"/>
-                <w:color w:val="1E293B"/>
-                <w:sz w:val="17"/>
-              </w:rPr>
-              <w:br/>
-              <w:t xml:space="preserve">    &lt;script src="https://aframe.io/releases/1.4.2/aframe.min.js"&gt;&lt;/script&gt;</w:t>
-            </w:r>
-            <w:r>
-              <w:rPr>
-                <w:rFonts w:ascii="Consolas" w:hAnsi="Consolas"/>
-                <w:color w:val="1E293B"/>
-                <w:sz w:val="17"/>
-              </w:rPr>
-              <w:br/>
-              <w:t xml:space="preserve">    &lt;script src="https://cdn.jsdelivr.net/npm/mind-ar@1.2.5/dist/mindar-image-aframe.prod.js"&gt;&lt;/script&gt;</w:t>
-            </w:r>
-            <w:r>
-              <w:rPr>
-                <w:rFonts w:ascii="Consolas" w:hAnsi="Consolas"/>
-                <w:color w:val="1E293B"/>
-                <w:sz w:val="17"/>
-              </w:rPr>
-              <w:br/>
-              <w:t>&lt;/head&gt;</w:t>
-            </w:r>
-            <w:r>
-              <w:rPr>
-                <w:rFonts w:ascii="Consolas" w:hAnsi="Consolas"/>
-                <w:color w:val="1E293B"/>
-                <w:sz w:val="17"/>
-              </w:rPr>
-              <w:br/>
-              <w:t>&lt;body&gt;</w:t>
-            </w:r>
-            <w:r>
-              <w:rPr>
-                <w:rFonts w:ascii="Consolas" w:hAnsi="Consolas"/>
-                <w:color w:val="1E293B"/>
-                <w:sz w:val="17"/>
-              </w:rPr>
-              <w:br/>
-              <w:t xml:space="preserve">    &lt;div id="statusBadge" class="badge"&gt;🔍 Наведите камеру на маркер меню&lt;/div&gt;</w:t>
-            </w:r>
-            <w:r>
-              <w:rPr>
-                <w:rFonts w:ascii="Consolas" w:hAnsi="Consolas"/>
-                <w:color w:val="1E293B"/>
-                <w:sz w:val="17"/>
-              </w:rPr>
-              <w:br/>
-            </w:r>
-            <w:r>
-              <w:rPr>
-                <w:rFonts w:ascii="Consolas" w:hAnsi="Consolas"/>
-                <w:color w:val="1E293B"/>
-                <w:sz w:val="17"/>
-              </w:rPr>
-              <w:br/>
-              <w:t xml:space="preserve">    &lt;!-- AR-сцена MindAR с быстрым откликом трекинга --&gt;</w:t>
-            </w:r>
-            <w:r>
-              <w:rPr>
-                <w:rFonts w:ascii="Consolas" w:hAnsi="Consolas"/>
-                <w:color w:val="1E293B"/>
-                <w:sz w:val="17"/>
-              </w:rPr>
-              <w:br/>
-              <w:t xml:space="preserve">    &lt;a-scene mindar-image="imageTargetSrc: ./targets.mind;"</w:t>
-            </w:r>
-            <w:r>
-              <w:rPr>
-                <w:rFonts w:ascii="Consolas" w:hAnsi="Consolas"/>
-                <w:color w:val="1E293B"/>
-                <w:sz w:val="17"/>
-              </w:rPr>
-              <w:br/>
-              <w:t xml:space="preserve">             color-space="sRGB"</w:t>
-            </w:r>
-            <w:r>
-              <w:rPr>
-                <w:rFonts w:ascii="Consolas" w:hAnsi="Consolas"/>
-                <w:color w:val="1E293B"/>
-                <w:sz w:val="17"/>
-              </w:rPr>
-              <w:br/>
-            </w:r>
-            <w:r>
-              <w:rPr>
-                <w:rFonts w:ascii="Consolas" w:hAnsi="Consolas"/>
-                <w:color w:val="1E293B"/>
-                <w:sz w:val="17"/>
-              </w:rPr>
-              <w:lastRenderedPageBreak/>
-              <w:t xml:space="preserve">             renderer="colorManagement: true, physicallyCorrectLights: false"</w:t>
-            </w:r>
-            <w:r>
-              <w:rPr>
-                <w:rFonts w:ascii="Consolas" w:hAnsi="Consolas"/>
-                <w:color w:val="1E293B"/>
-                <w:sz w:val="17"/>
-              </w:rPr>
-              <w:br/>
-              <w:t xml:space="preserve">             vr-mode-ui="enabled: false"</w:t>
-            </w:r>
-            <w:r>
-              <w:rPr>
-                <w:rFonts w:ascii="Consolas" w:hAnsi="Consolas"/>
-                <w:color w:val="1E293B"/>
-                <w:sz w:val="17"/>
-              </w:rPr>
-              <w:br/>
-              <w:t xml:space="preserve">             device-orientation-permission-ui="enabled: false"&gt;</w:t>
-            </w:r>
-            <w:r>
-              <w:rPr>
-                <w:rFonts w:ascii="Consolas" w:hAnsi="Consolas"/>
-                <w:color w:val="1E293B"/>
-                <w:sz w:val="17"/>
-              </w:rPr>
-              <w:br/>
-              <w:t xml:space="preserve">             </w:t>
-            </w:r>
-            <w:r>
-              <w:rPr>
-                <w:rFonts w:ascii="Consolas" w:hAnsi="Consolas"/>
-                <w:color w:val="1E293B"/>
-                <w:sz w:val="17"/>
-              </w:rPr>
-              <w:br/>
-              <w:t xml:space="preserve">        &lt;a-assets&gt;</w:t>
-            </w:r>
-            <w:r>
-              <w:rPr>
-                <w:rFonts w:ascii="Consolas" w:hAnsi="Consolas"/>
-                <w:color w:val="1E293B"/>
-                <w:sz w:val="17"/>
-              </w:rPr>
-              <w:br/>
-              <w:t xml:space="preserve">            &lt;a-asset-item id="dishModel" src="./model.glb"&gt;&lt;/a-asset-item&gt;</w:t>
-            </w:r>
-            <w:r>
-              <w:rPr>
-                <w:rFonts w:ascii="Consolas" w:hAnsi="Consolas"/>
-                <w:color w:val="1E293B"/>
-                <w:sz w:val="17"/>
-              </w:rPr>
-              <w:br/>
-              <w:t xml:space="preserve">        &lt;/a-assets&gt;</w:t>
-            </w:r>
-            <w:r>
-              <w:rPr>
-                <w:rFonts w:ascii="Consolas" w:hAnsi="Consolas"/>
-                <w:color w:val="1E293B"/>
-                <w:sz w:val="17"/>
-              </w:rPr>
-              <w:br/>
-            </w:r>
-            <w:r>
-              <w:rPr>
-                <w:rFonts w:ascii="Consolas" w:hAnsi="Consolas"/>
-                <w:color w:val="1E293B"/>
-                <w:sz w:val="17"/>
-              </w:rPr>
-              <w:br/>
-              <w:t xml:space="preserve">        &lt;a-camera position="0 0 0" look-controls="enabled: false"&gt;&lt;/a-camera&gt;</w:t>
-            </w:r>
-            <w:r>
-              <w:rPr>
-                <w:rFonts w:ascii="Consolas" w:hAnsi="Consolas"/>
-                <w:color w:val="1E293B"/>
-                <w:sz w:val="17"/>
-              </w:rPr>
-              <w:br/>
-            </w:r>
-            <w:r>
-              <w:rPr>
-                <w:rFonts w:ascii="Consolas" w:hAnsi="Consolas"/>
-                <w:color w:val="1E293B"/>
-                <w:sz w:val="17"/>
-              </w:rPr>
-              <w:br/>
-              <w:t xml:space="preserve">        &lt;!-- Трекер маркера меню --&gt;</w:t>
-            </w:r>
-            <w:r>
-              <w:rPr>
-                <w:rFonts w:ascii="Consolas" w:hAnsi="Consolas"/>
-                <w:color w:val="1E293B"/>
-                <w:sz w:val="17"/>
-              </w:rPr>
-              <w:br/>
-              <w:t xml:space="preserve">        &lt;a-entity id="menuTarget" mindar-image-target="targetIndex: 0"&gt;</w:t>
-            </w:r>
-            <w:r>
-              <w:rPr>
-                <w:rFonts w:ascii="Consolas" w:hAnsi="Consolas"/>
-                <w:color w:val="1E293B"/>
-                <w:sz w:val="17"/>
-              </w:rPr>
-              <w:br/>
-              <w:t xml:space="preserve">            &lt;a-light type="ambient" color="#ffffff" intensity="1.2"&gt;&lt;/a-light&gt;</w:t>
-            </w:r>
-            <w:r>
-              <w:rPr>
-                <w:rFonts w:ascii="Consolas" w:hAnsi="Consolas"/>
-                <w:color w:val="1E293B"/>
-                <w:sz w:val="17"/>
-              </w:rPr>
-              <w:br/>
-              <w:t xml:space="preserve">            &lt;a-light type="directional" position="1 2 2" intensity="1.5"&gt;&lt;/a-light&gt;</w:t>
-            </w:r>
-            <w:r>
-              <w:rPr>
-                <w:rFonts w:ascii="Consolas" w:hAnsi="Consolas"/>
-                <w:color w:val="1E293B"/>
-                <w:sz w:val="17"/>
-              </w:rPr>
-              <w:br/>
-            </w:r>
-            <w:r>
-              <w:rPr>
-                <w:rFonts w:ascii="Consolas" w:hAnsi="Consolas"/>
-                <w:color w:val="1E293B"/>
-                <w:sz w:val="17"/>
-              </w:rPr>
-              <w:br/>
-              <w:t xml:space="preserve">            &lt;!-- Полупрозрачная рамка маркера --&gt;</w:t>
-            </w:r>
-            <w:r>
-              <w:rPr>
-                <w:rFonts w:ascii="Consolas" w:hAnsi="Consolas"/>
-                <w:color w:val="1E293B"/>
-                <w:sz w:val="17"/>
-              </w:rPr>
-              <w:br/>
-              <w:t xml:space="preserve">            &lt;a-plane position="0 0 0.005" width="1" height="0.552" material="color: #ea580c; opacity: 0.15; transparent: true;"&gt;&lt;/a-plane&gt;</w:t>
-            </w:r>
-            <w:r>
-              <w:rPr>
-                <w:rFonts w:ascii="Consolas" w:hAnsi="Consolas"/>
-                <w:color w:val="1E293B"/>
-                <w:sz w:val="17"/>
-              </w:rPr>
-              <w:br/>
-            </w:r>
-            <w:r>
-              <w:rPr>
-                <w:rFonts w:ascii="Consolas" w:hAnsi="Consolas"/>
-                <w:color w:val="1E293B"/>
-                <w:sz w:val="17"/>
-              </w:rPr>
-              <w:br/>
-              <w:t xml:space="preserve">            &lt;!-- 3D-модель горячего блюда с вращением --&gt;</w:t>
-            </w:r>
-            <w:r>
-              <w:rPr>
-                <w:rFonts w:ascii="Consolas" w:hAnsi="Consolas"/>
-                <w:color w:val="1E293B"/>
-                <w:sz w:val="17"/>
-              </w:rPr>
-              <w:br/>
-              <w:t xml:space="preserve">            &lt;a-entity position="0 0 0.08" rotation="75 0 0" scale="0.85 0.85 0.85"</w:t>
-            </w:r>
-            <w:r>
-              <w:rPr>
-                <w:rFonts w:ascii="Consolas" w:hAnsi="Consolas"/>
-                <w:color w:val="1E293B"/>
-                <w:sz w:val="17"/>
-              </w:rPr>
-              <w:br/>
-              <w:t xml:space="preserve">                      animation="property: rotation; to: 75 360 0; loop: true; dur: 12000; easing: linear"&gt;</w:t>
-            </w:r>
-            <w:r>
-              <w:rPr>
-                <w:rFonts w:ascii="Consolas" w:hAnsi="Consolas"/>
-                <w:color w:val="1E293B"/>
-                <w:sz w:val="17"/>
-              </w:rPr>
-              <w:br/>
-              <w:t xml:space="preserve">                &lt;a-gltf-model src="#dishModel"&gt;&lt;/a-gltf-model&gt;</w:t>
-            </w:r>
-            <w:r>
-              <w:rPr>
-                <w:rFonts w:ascii="Consolas" w:hAnsi="Consolas"/>
-                <w:color w:val="1E293B"/>
-                <w:sz w:val="17"/>
-              </w:rPr>
-              <w:br/>
-              <w:t xml:space="preserve">            &lt;/a-entity&gt;</w:t>
-            </w:r>
-            <w:r>
-              <w:rPr>
-                <w:rFonts w:ascii="Consolas" w:hAnsi="Consolas"/>
-                <w:color w:val="1E293B"/>
-                <w:sz w:val="17"/>
-              </w:rPr>
-              <w:br/>
-              <w:t xml:space="preserve">        &lt;/a-entity&gt;</w:t>
-            </w:r>
-            <w:r>
-              <w:rPr>
-                <w:rFonts w:ascii="Consolas" w:hAnsi="Consolas"/>
-                <w:color w:val="1E293B"/>
-                <w:sz w:val="17"/>
-              </w:rPr>
-              <w:br/>
-              <w:t xml:space="preserve">    &lt;/a-scene&gt;</w:t>
-            </w:r>
-            <w:r>
-              <w:rPr>
-                <w:rFonts w:ascii="Consolas" w:hAnsi="Consolas"/>
-                <w:color w:val="1E293B"/>
-                <w:sz w:val="17"/>
-              </w:rPr>
-              <w:br/>
-              <w:t>&lt;/body&gt;</w:t>
-            </w:r>
-            <w:r>
-              <w:rPr>
-                <w:rFonts w:ascii="Consolas" w:hAnsi="Consolas"/>
-                <w:color w:val="1E293B"/>
-                <w:sz w:val="17"/>
-              </w:rPr>
-              <w:br/>
-              <w:t>&lt;/html&gt;</w:t>
-            </w:r>
-          </w:p>
-        </w:tc>
-      </w:tr>
-    </w:tbl>
-    <w:p/>
-    <w:p>
-      <w:pPr>
-        <w:spacing w:before="240"/>
-        <w:rPr>
-          <w:lang w:val="ru-RU"/>
-        </w:rPr>
-      </w:pPr>
-      <w:r>
-        <w:rPr>
-          <w:b/>
-          <w:lang w:val="ru-RU"/>
-        </w:rPr>
-        <w:t>Деплой и тестирование работы:</w:t>
-      </w:r>
-    </w:p>
-    <w:p>
-      <w:pPr>
-        <w:rPr>
-          <w:lang w:val="ru-RU"/>
-        </w:rPr>
-      </w:pPr>
-      <w:r>
-        <w:rPr>
-          <w:lang w:val="ru-RU"/>
-        </w:rPr>
-        <w:t>При наведении камеры телефона на изображение меню алгоритм быстро находит маркер и стабильно показывает 3</w:t>
-      </w:r>
-      <w:r>
-        <w:t>D</w:t>
-      </w:r>
-      <w:r>
-        <w:rPr>
-          <w:lang w:val="ru-RU"/>
-        </w:rPr>
-        <w:t>-блюдо прямо над картинкой.</w:t>
-      </w:r>
-    </w:p>
-    <w:p>
-      <w:pPr>
-        <w:jc w:val="center"/>
-        <w:rPr>
-          <w:noProof/>
-          <w:lang w:val="ru-RU"/>
-        </w:rPr>
-      </w:pPr>
-      <w:r>
-        <w:rPr>
-          <w:noProof/>
-        </w:rPr>
-        <w:drawing>
-          <wp:inline distT="0" distB="0" distL="0" distR="0" wp14:anchorId="02B3FC4E" wp14:editId="54975771">
-            <wp:extent cx="1988820" cy="3737833"/>
-            <wp:effectExtent l="0" t="0" r="0" b="0"/>
-            <wp:docPr id="47985671" name="Рисунок 1"/>
-            <wp:cNvGraphicFramePr>
-              <a:graphicFrameLocks xmlns:a="http://schemas.openxmlformats.org/drawingml/2006/main" noChangeAspect="1"/>
-            </wp:cNvGraphicFramePr>
-            <a:graphic xmlns:a="http://schemas.openxmlformats.org/drawingml/2006/main">
-              <a:graphicData uri="http://schemas.openxmlformats.org/drawingml/2006/picture">
-                <pic:pic xmlns:pic="http://schemas.openxmlformats.org/drawingml/2006/picture">
-                  <pic:nvPicPr>
-                    <pic:cNvPr id="47985671" name=""/>
-                    <pic:cNvPicPr/>
-                  </pic:nvPicPr>
-                  <pic:blipFill rotWithShape="1">
-                    <a:blip r:embed="rId9"/>
-                    <a:srcRect t="12120" b="3303"/>
-                    <a:stretch>
-                      <a:fillRect/>
-                    </a:stretch>
-                  </pic:blipFill>
-                  <pic:spPr bwMode="auto">
-                    <a:xfrm>
-                      <a:off x="0" y="0"/>
-                      <a:ext cx="1995408" cy="3750215"/>
-                    </a:xfrm>
-                    <a:prstGeom prst="rect">
-                      <a:avLst/>
-                    </a:prstGeom>
-                    <a:ln>
-                      <a:noFill/>
-                    </a:ln>
-                    <a:extLst>
-                      <a:ext uri="{53640926-AAD7-44D8-BBD7-CCE9431645EC}">
-                        <a14:shadowObscured xmlns:a14="http://schemas.microsoft.com/office/drawing/2010/main"/>
-                      </a:ext>
-                    </a:extLst>
-                  </pic:spPr>
-                </pic:pic>
-              </a:graphicData>
-            </a:graphic>
-          </wp:inline>
-        </w:drawing>
-      </w:r>
-    </w:p>
-    <w:p>
-      <w:pPr>
-        <w:spacing w:before="240"/>
-        <w:jc w:val="center"/>
-        <w:rPr>
-          <w:lang w:val="ru-RU"/>
-        </w:rPr>
-      </w:pPr>
-      <w:r>
-        <w:rPr>
-          <w:b/>
-          <w:sz w:val="28"/>
-          <w:lang w:val="ru-RU"/>
-        </w:rPr>
-        <w:lastRenderedPageBreak/>
-        <w:t>ЗАДАНИЕ 3</w:t>
-      </w:r>
-    </w:p>
-    <w:p>
-      <w:pPr>
-        <w:jc w:val="center"/>
-        <w:rPr>
-          <w:lang w:val="ru-RU"/>
-        </w:rPr>
-      </w:pPr>
-      <w:r>
-        <w:rPr>
-          <w:b/>
-          <w:lang w:val="ru-RU"/>
-        </w:rPr>
-        <w:t xml:space="preserve">Тема: </w:t>
-      </w:r>
-      <w:r>
-        <w:rPr>
-          <w:b/>
-        </w:rPr>
-        <w:t>AR</w:t>
-      </w:r>
-      <w:r>
-        <w:rPr>
-          <w:b/>
-          <w:lang w:val="ru-RU"/>
-        </w:rPr>
-        <w:t xml:space="preserve">-маска или эффект с использованием </w:t>
-      </w:r>
-      <w:proofErr w:type="spellStart"/>
-      <w:r>
-        <w:rPr>
-          <w:b/>
-        </w:rPr>
-        <w:t>MindAR</w:t>
-      </w:r>
-      <w:proofErr w:type="spellEnd"/>
-      <w:r>
-        <w:rPr>
-          <w:b/>
-          <w:lang w:val="ru-RU"/>
-        </w:rPr>
-        <w:t xml:space="preserve"> </w:t>
-      </w:r>
-      <w:r>
-        <w:rPr>
-          <w:b/>
-        </w:rPr>
-        <w:t>Face</w:t>
-      </w:r>
-      <w:r>
-        <w:rPr>
-          <w:b/>
-          <w:lang w:val="ru-RU"/>
-        </w:rPr>
-        <w:t xml:space="preserve"> </w:t>
-      </w:r>
-      <w:r>
-        <w:rPr>
-          <w:b/>
-        </w:rPr>
-        <w:t>Tracking</w:t>
-      </w:r>
-    </w:p>
-    <w:p>
-      <w:pPr>
-        <w:spacing w:before="240"/>
-      </w:pPr>
-      <w:proofErr w:type="spellStart"/>
-      <w:r>
-        <w:rPr>
-          <w:b/>
-        </w:rPr>
-        <w:t>Требования</w:t>
-      </w:r>
-      <w:proofErr w:type="spellEnd"/>
-      <w:r>
-        <w:rPr>
-          <w:b/>
-        </w:rPr>
-        <w:t>:</w:t>
-      </w:r>
-    </w:p>
-    <w:p>
-      <w:pPr>
-        <w:pStyle w:val="a0"/>
-      </w:pPr>
-      <w:r>
-        <w:t>Создание WebAR-сцены.</w:t>
-      </w:r>
-    </w:p>
-    <w:p>
-      <w:pPr>
-        <w:pStyle w:val="a0"/>
-      </w:pPr>
-      <w:r>
-        <w:t>Использование MindAR Face Tracking.</w:t>
-      </w:r>
-    </w:p>
-    <w:p>
-      <w:pPr>
-        <w:pStyle w:val="a0"/>
-        <w:rPr>
-          <w:lang w:val="ru-RU"/>
-        </w:rPr>
-      </w:pPr>
-      <w:r>
-        <w:rPr>
-          <w:lang w:val="ru-RU"/>
-        </w:rPr>
-        <w:t>Накладывание 3</w:t>
-      </w:r>
-      <w:r>
-        <w:t>D</w:t>
-      </w:r>
-      <w:r>
-        <w:rPr>
-          <w:lang w:val="ru-RU"/>
-        </w:rPr>
-        <w:t>-маски или фильтра (очки, шляпа, анимированная рамка) при обнаружении лица.</w:t>
-      </w:r>
-    </w:p>
-    <w:p>
-      <w:pPr>
-        <w:pStyle w:val="a0"/>
-        <w:rPr>
-          <w:lang w:val="ru-RU"/>
-        </w:rPr>
-      </w:pPr>
-      <w:r>
-        <w:rPr>
-          <w:lang w:val="ru-RU"/>
-        </w:rPr>
-        <w:t>Настройка масштаба, позиции, привязки к ключевым точкам лица.</w:t>
-      </w:r>
-    </w:p>
-    <w:p>
-      <w:pPr>
-        <w:pStyle w:val="a0"/>
-        <w:rPr>
-          <w:lang w:val="ru-RU"/>
-        </w:rPr>
-      </w:pPr>
-      <w:r>
-        <w:rPr>
-          <w:lang w:val="ru-RU"/>
-        </w:rPr>
-        <w:t>Обеспечение стабильности трекинга при движении головы.</w:t>
-      </w:r>
-    </w:p>
-    <w:p>
-      <w:pPr>
-        <w:spacing w:before="240"/>
-        <w:rPr>
-          <w:lang w:val="ru-RU"/>
-        </w:rPr>
-      </w:pPr>
-      <w:r>
-        <w:rPr>
-          <w:b/>
-          <w:lang w:val="ru-RU"/>
-        </w:rPr>
-        <w:t>Описание выполнения работы:</w:t>
-      </w:r>
-    </w:p>
-    <w:p>
-      <w:pPr>
-        <w:rPr>
-          <w:lang w:val="ru-RU"/>
-        </w:rPr>
-      </w:pPr>
-      <w:r>
-        <w:rPr>
-          <w:b/>
-          <w:lang w:val="ru-RU"/>
-        </w:rPr>
-        <w:t>Подготовка 3</w:t>
-      </w:r>
-      <w:r>
-        <w:rPr>
-          <w:b/>
-        </w:rPr>
-        <w:t>D</w:t>
-      </w:r>
-      <w:r>
-        <w:rPr>
-          <w:b/>
-          <w:lang w:val="ru-RU"/>
-        </w:rPr>
-        <w:t xml:space="preserve">-модели. </w:t>
-      </w:r>
-      <w:r>
-        <w:rPr>
-          <w:lang w:val="ru-RU"/>
-        </w:rPr>
-        <w:t>Для ресторанной тематики была подготовлена 3</w:t>
-      </w:r>
-      <w:r>
-        <w:t>D</w:t>
-      </w:r>
-      <w:r>
-        <w:rPr>
-          <w:lang w:val="ru-RU"/>
-        </w:rPr>
-        <w:t>-модель белого колпака шеф-повара (</w:t>
-      </w:r>
-      <w:r>
-        <w:t>chef</w:t>
-      </w:r>
-      <w:r>
-        <w:rPr>
-          <w:lang w:val="ru-RU"/>
-        </w:rPr>
-        <w:t>_</w:t>
-      </w:r>
-      <w:r>
-        <w:t>hat</w:t>
-      </w:r>
-      <w:r>
-        <w:rPr>
-          <w:lang w:val="ru-RU"/>
-        </w:rPr>
-        <w:t>.</w:t>
-      </w:r>
-      <w:proofErr w:type="spellStart"/>
-      <w:r>
-        <w:t>glb</w:t>
-      </w:r>
-      <w:proofErr w:type="spellEnd"/>
-      <w:r>
-        <w:rPr>
-          <w:lang w:val="ru-RU"/>
-        </w:rPr>
-        <w:t xml:space="preserve">) в формате </w:t>
-      </w:r>
-      <w:proofErr w:type="spellStart"/>
-      <w:r>
-        <w:t>glTF</w:t>
-      </w:r>
-      <w:proofErr w:type="spellEnd"/>
-      <w:r>
-        <w:rPr>
-          <w:lang w:val="ru-RU"/>
-        </w:rPr>
-        <w:t>.</w:t>
-      </w:r>
-    </w:p>
-    <w:p>
-      <w:r>
-        <w:rPr>
-          <w:b/>
-          <w:lang w:val="ru-RU"/>
-        </w:rPr>
-        <w:t xml:space="preserve">Разработка </w:t>
-      </w:r>
-      <w:r>
-        <w:rPr>
-          <w:b/>
-        </w:rPr>
-        <w:t>HTML</w:t>
-      </w:r>
-      <w:r>
-        <w:rPr>
-          <w:b/>
-          <w:lang w:val="ru-RU"/>
-        </w:rPr>
-        <w:t xml:space="preserve">-сцены и привязка к лицу. </w:t>
-      </w:r>
-      <w:r>
-        <w:rPr>
-          <w:lang w:val="ru-RU"/>
-        </w:rPr>
-        <w:t xml:space="preserve">Создана страница с подключением </w:t>
-      </w:r>
-      <w:proofErr w:type="spellStart"/>
-      <w:r>
-        <w:t>mindar</w:t>
-      </w:r>
-      <w:proofErr w:type="spellEnd"/>
-      <w:r>
-        <w:rPr>
-          <w:lang w:val="ru-RU"/>
-        </w:rPr>
-        <w:t>-</w:t>
-      </w:r>
-      <w:r>
-        <w:t>face</w:t>
-      </w:r>
-      <w:r>
-        <w:rPr>
-          <w:lang w:val="ru-RU"/>
-        </w:rPr>
-        <w:t>-</w:t>
-      </w:r>
-      <w:proofErr w:type="spellStart"/>
-      <w:r>
-        <w:t>aframe</w:t>
-      </w:r>
-      <w:proofErr w:type="spellEnd"/>
-      <w:r>
-        <w:rPr>
-          <w:lang w:val="ru-RU"/>
-        </w:rPr>
-        <w:t>.</w:t>
-      </w:r>
-      <w:r>
-        <w:t>prod</w:t>
-      </w:r>
-      <w:r>
-        <w:rPr>
-          <w:lang w:val="ru-RU"/>
-        </w:rPr>
-        <w:t>.</w:t>
-      </w:r>
-      <w:proofErr w:type="spellStart"/>
-      <w:r>
-        <w:t>js</w:t>
-      </w:r>
-      <w:proofErr w:type="spellEnd"/>
-      <w:r>
-        <w:rPr>
-          <w:lang w:val="ru-RU"/>
-        </w:rPr>
-        <w:t>. В теге &lt;</w:t>
-      </w:r>
-      <w:r>
-        <w:t>a</w:t>
-      </w:r>
-      <w:r>
-        <w:rPr>
-          <w:lang w:val="ru-RU"/>
-        </w:rPr>
-        <w:t>-</w:t>
-      </w:r>
-      <w:r>
-        <w:t>scene</w:t>
-      </w:r>
-      <w:r>
-        <w:rPr>
-          <w:lang w:val="ru-RU"/>
-        </w:rPr>
-        <w:t xml:space="preserve">&gt; включен модуль </w:t>
-      </w:r>
-      <w:proofErr w:type="spellStart"/>
-      <w:r>
-        <w:t>mindar</w:t>
-      </w:r>
-      <w:proofErr w:type="spellEnd"/>
-      <w:r>
-        <w:rPr>
-          <w:lang w:val="ru-RU"/>
-        </w:rPr>
-        <w:t>-</w:t>
-      </w:r>
-      <w:r>
-        <w:t>face</w:t>
-      </w:r>
-      <w:r>
-        <w:rPr>
-          <w:lang w:val="ru-RU"/>
-        </w:rPr>
-        <w:t xml:space="preserve"> на базе нейросети </w:t>
-      </w:r>
-      <w:proofErr w:type="spellStart"/>
-      <w:r>
-        <w:t>MediaPipe</w:t>
-      </w:r>
-      <w:proofErr w:type="spellEnd"/>
-      <w:r>
-        <w:rPr>
-          <w:lang w:val="ru-RU"/>
-        </w:rPr>
-        <w:t xml:space="preserve"> </w:t>
-      </w:r>
-      <w:proofErr w:type="spellStart"/>
-      <w:r>
-        <w:t>FaceMesh</w:t>
-      </w:r>
-      <w:proofErr w:type="spellEnd"/>
-      <w:r>
-        <w:rPr>
-          <w:lang w:val="ru-RU"/>
-        </w:rPr>
-        <w:t xml:space="preserve">. </w:t>
-      </w:r>
-      <w:proofErr w:type="gramStart"/>
-      <w:r>
-        <w:rPr>
-          <w:lang w:val="ru-RU"/>
-        </w:rPr>
-        <w:t>В сущности</w:t>
-      </w:r>
-      <w:proofErr w:type="gramEnd"/>
-      <w:r>
-        <w:rPr>
-          <w:lang w:val="ru-RU"/>
-        </w:rPr>
-        <w:t xml:space="preserve"> &lt;</w:t>
-      </w:r>
-      <w:r>
-        <w:t>a</w:t>
-      </w:r>
-      <w:r>
-        <w:rPr>
-          <w:lang w:val="ru-RU"/>
-        </w:rPr>
-        <w:t>-</w:t>
-      </w:r>
-      <w:r>
-        <w:t>entity</w:t>
-      </w:r>
-      <w:r>
-        <w:rPr>
-          <w:lang w:val="ru-RU"/>
-        </w:rPr>
-        <w:t xml:space="preserve"> </w:t>
-      </w:r>
-      <w:proofErr w:type="spellStart"/>
-      <w:r>
-        <w:t>mindar</w:t>
-      </w:r>
-      <w:proofErr w:type="spellEnd"/>
-      <w:r>
-        <w:rPr>
-          <w:lang w:val="ru-RU"/>
-        </w:rPr>
-        <w:t>-</w:t>
-      </w:r>
-      <w:r>
-        <w:t>face</w:t>
-      </w:r>
-      <w:r>
-        <w:rPr>
-          <w:lang w:val="ru-RU"/>
-        </w:rPr>
-        <w:t>-</w:t>
-      </w:r>
-      <w:r>
-        <w:t>target</w:t>
-      </w:r>
-      <w:r>
-        <w:rPr>
-          <w:lang w:val="ru-RU"/>
-        </w:rPr>
-        <w:t>="</w:t>
-      </w:r>
-      <w:proofErr w:type="spellStart"/>
-      <w:r>
-        <w:t>anchorIndex</w:t>
-      </w:r>
-      <w:proofErr w:type="spellEnd"/>
-      <w:r>
-        <w:rPr>
-          <w:lang w:val="ru-RU"/>
-        </w:rPr>
-        <w:t xml:space="preserve">: 10"&gt; настроена привязка колпака к верхней части лба (точка 10). </w:t>
-      </w:r>
-      <w:r>
-        <w:t xml:space="preserve">Подобраны </w:t>
-      </w:r>
-      <w:proofErr w:type="spellStart"/>
-      <w:r>
-        <w:t>масштаб</w:t>
-      </w:r>
-      <w:proofErr w:type="spellEnd"/>
-      <w:r>
-        <w:t xml:space="preserve"> и </w:t>
-      </w:r>
-      <w:proofErr w:type="spellStart"/>
-      <w:r>
-        <w:t>положение</w:t>
-      </w:r>
-      <w:proofErr w:type="spellEnd"/>
-      <w:r>
-        <w:t>.</w:t>
-      </w:r>
-    </w:p>
-    <w:p>
-      <w:pPr>
-        <w:spacing w:before="240"/>
-      </w:pPr>
-      <w:r>
-        <w:rPr>
-          <w:b/>
-        </w:rPr>
-        <w:t>Листинг кода index.html:</w:t>
-      </w:r>
-    </w:p>
-    <w:tbl>
-      <w:tblPr>
-        <w:tblW w:w="0" w:type="auto"/>
-        <w:jc w:val="center"/>
-        <w:tblLook w:val="04A0" w:firstRow="1" w:lastRow="0" w:firstColumn="1" w:lastColumn="0" w:noHBand="0" w:noVBand="1"/>
-      </w:tblPr>
-      <w:tblGrid>
-        <w:gridCol w:w="9360"/>
-      </w:tblGrid>
-      <w:tr>
-        <w:trPr>
-          <w:jc w:val="center"/>
-        </w:trPr>
-        <w:tc>
-          <w:tcPr>
-            <w:tcW w:w="9360" w:type="dxa"/>
-            <w:tcBorders>
-              <w:top w:val="single" w:sz="4" w:space="0" w:color="94A3B8"/>
-              <w:left w:val="single" w:sz="4" w:space="0" w:color="94A3B8"/>
-              <w:bottom w:val="single" w:sz="4" w:space="0" w:color="94A3B8"/>
-              <w:right w:val="single" w:sz="4" w:space="0" w:color="94A3B8"/>
-            </w:tcBorders>
-            <w:shd w:val="clear" w:color="auto" w:fill="F8FAFC"/>
-          </w:tcPr>
-          <w:p>
-            <w:pPr>
-              <w:spacing w:after="0" w:line="240" w:lineRule="auto"/>
-            </w:pPr>
-            <w:r>
-              <w:rPr>
-                <w:rFonts w:ascii="Consolas" w:hAnsi="Consolas"/>
-                <w:color w:val="1E293B"/>
-                <w:sz w:val="17"/>
-              </w:rPr>
-              <w:t>&lt;!DOCTYPE html&gt;</w:t>
-            </w:r>
-            <w:r>
-              <w:rPr>
-                <w:rFonts w:ascii="Consolas" w:hAnsi="Consolas"/>
-                <w:color w:val="1E293B"/>
-                <w:sz w:val="17"/>
-              </w:rPr>
-              <w:br/>
-              <w:t>&lt;html lang="ru"&gt;</w:t>
-            </w:r>
-            <w:r>
-              <w:rPr>
-                <w:rFonts w:ascii="Consolas" w:hAnsi="Consolas"/>
-                <w:color w:val="1E293B"/>
-                <w:sz w:val="17"/>
-              </w:rPr>
-              <w:br/>
-              <w:t>&lt;head&gt;</w:t>
-            </w:r>
-            <w:r>
-              <w:rPr>
-                <w:rFonts w:ascii="Consolas" w:hAnsi="Consolas"/>
-                <w:color w:val="1E293B"/>
-                <w:sz w:val="17"/>
-              </w:rPr>
-              <w:br/>
-              <w:t xml:space="preserve">    &lt;meta charset="UTF-8"&gt;</w:t>
-            </w:r>
-            <w:r>
-              <w:rPr>
-                <w:rFonts w:ascii="Consolas" w:hAnsi="Consolas"/>
-                <w:color w:val="1E293B"/>
-                <w:sz w:val="17"/>
-              </w:rPr>
-              <w:br/>
-              <w:t xml:space="preserve">    &lt;meta name="viewport" content="width=device-width, initial-scale=1.0"&gt;</w:t>
-            </w:r>
-            <w:r>
-              <w:rPr>
-                <w:rFonts w:ascii="Consolas" w:hAnsi="Consolas"/>
-                <w:color w:val="1E293B"/>
-                <w:sz w:val="17"/>
-              </w:rPr>
-              <w:br/>
-              <w:t xml:space="preserve">    &lt;title&gt;WebAR Задание 3 - Колпак шеф-повара&lt;/title&gt;</w:t>
-            </w:r>
-            <w:r>
-              <w:rPr>
-                <w:rFonts w:ascii="Consolas" w:hAnsi="Consolas"/>
-                <w:color w:val="1E293B"/>
-                <w:sz w:val="17"/>
-              </w:rPr>
-              <w:br/>
-              <w:t xml:space="preserve">    &lt;!-- Подключаем A-Frame и MindAR Face Tracking --&gt;</w:t>
-            </w:r>
-            <w:r>
-              <w:rPr>
-                <w:rFonts w:ascii="Consolas" w:hAnsi="Consolas"/>
-                <w:color w:val="1E293B"/>
-                <w:sz w:val="17"/>
-              </w:rPr>
-              <w:br/>
-              <w:t xml:space="preserve">    &lt;script src="https://aframe.io/releases/1.4.2/aframe.min.js"&gt;&lt;/script&gt;</w:t>
-            </w:r>
-            <w:r>
-              <w:rPr>
-                <w:rFonts w:ascii="Consolas" w:hAnsi="Consolas"/>
-                <w:color w:val="1E293B"/>
-                <w:sz w:val="17"/>
-              </w:rPr>
-              <w:br/>
-              <w:t xml:space="preserve">    &lt;script src="https://cdn.jsdelivr.net/npm/mind-ar@1.2.5/dist/mindar-face-aframe.prod.js"&gt;&lt;/script&gt;</w:t>
-            </w:r>
-            <w:r>
-              <w:rPr>
-                <w:rFonts w:ascii="Consolas" w:hAnsi="Consolas"/>
-                <w:color w:val="1E293B"/>
-                <w:sz w:val="17"/>
-              </w:rPr>
-              <w:br/>
-              <w:t xml:space="preserve">    &lt;style&gt;</w:t>
-            </w:r>
-            <w:r>
-              <w:rPr>
-                <w:rFonts w:ascii="Consolas" w:hAnsi="Consolas"/>
-                <w:color w:val="1E293B"/>
-                <w:sz w:val="17"/>
-              </w:rPr>
-              <w:br/>
-              <w:t xml:space="preserve">        body { margin: 0; overflow: hidden; }</w:t>
-            </w:r>
-            <w:r>
-              <w:rPr>
-                <w:rFonts w:ascii="Consolas" w:hAnsi="Consolas"/>
-                <w:color w:val="1E293B"/>
-                <w:sz w:val="17"/>
-              </w:rPr>
-              <w:br/>
-              <w:t xml:space="preserve">    &lt;/style&gt;</w:t>
-            </w:r>
-            <w:r>
-              <w:rPr>
-                <w:rFonts w:ascii="Consolas" w:hAnsi="Consolas"/>
-                <w:color w:val="1E293B"/>
-                <w:sz w:val="17"/>
-              </w:rPr>
-              <w:br/>
-              <w:t>&lt;/head&gt;</w:t>
-            </w:r>
-            <w:r>
-              <w:rPr>
-                <w:rFonts w:ascii="Consolas" w:hAnsi="Consolas"/>
-                <w:color w:val="1E293B"/>
-                <w:sz w:val="17"/>
-              </w:rPr>
-              <w:br/>
-              <w:t>&lt;body&gt;</w:t>
-            </w:r>
-            <w:r>
-              <w:rPr>
-                <w:rFonts w:ascii="Consolas" w:hAnsi="Consolas"/>
-                <w:color w:val="1E293B"/>
-                <w:sz w:val="17"/>
-              </w:rPr>
-              <w:br/>
-              <w:t xml:space="preserve">    &lt;!-- Инициализация AR-сцены с Face Tracking --&gt;</w:t>
-            </w:r>
-            <w:r>
-              <w:rPr>
-                <w:rFonts w:ascii="Consolas" w:hAnsi="Consolas"/>
-                <w:color w:val="1E293B"/>
-                <w:sz w:val="17"/>
-              </w:rPr>
-              <w:br/>
-              <w:t xml:space="preserve">    &lt;a-scene mindar-face vr-mode-ui="enabled: false" device-orientation-permission-ui="enabled: false"&gt;</w:t>
-            </w:r>
-            <w:r>
-              <w:rPr>
-                <w:rFonts w:ascii="Consolas" w:hAnsi="Consolas"/>
-                <w:color w:val="1E293B"/>
-                <w:sz w:val="17"/>
-              </w:rPr>
-              <w:br/>
-              <w:t xml:space="preserve">        &lt;a-assets&gt;</w:t>
-            </w:r>
-            <w:r>
-              <w:rPr>
-                <w:rFonts w:ascii="Consolas" w:hAnsi="Consolas"/>
-                <w:color w:val="1E293B"/>
-                <w:sz w:val="17"/>
-              </w:rPr>
-              <w:br/>
-              <w:t xml:space="preserve">            &lt;a-asset-item id="hatModel" src="./chef_hat.glb"&gt;&lt;/a-asset-item&gt;</w:t>
-            </w:r>
-            <w:r>
-              <w:rPr>
-                <w:rFonts w:ascii="Consolas" w:hAnsi="Consolas"/>
-                <w:color w:val="1E293B"/>
-                <w:sz w:val="17"/>
-              </w:rPr>
-              <w:br/>
-              <w:t xml:space="preserve">        &lt;/a-assets&gt;</w:t>
-            </w:r>
-            <w:r>
-              <w:rPr>
-                <w:rFonts w:ascii="Consolas" w:hAnsi="Consolas"/>
-                <w:color w:val="1E293B"/>
-                <w:sz w:val="17"/>
-              </w:rPr>
-              <w:br/>
-            </w:r>
-            <w:r>
-              <w:rPr>
-                <w:rFonts w:ascii="Consolas" w:hAnsi="Consolas"/>
-                <w:color w:val="1E293B"/>
-                <w:sz w:val="17"/>
-              </w:rPr>
-              <w:br/>
-              <w:t xml:space="preserve">        &lt;a-camera active="false" position="0 0 0"&gt;&lt;/a-camera&gt;</w:t>
-            </w:r>
-            <w:r>
-              <w:rPr>
-                <w:rFonts w:ascii="Consolas" w:hAnsi="Consolas"/>
-                <w:color w:val="1E293B"/>
-                <w:sz w:val="17"/>
-              </w:rPr>
-              <w:br/>
-            </w:r>
-            <w:r>
-              <w:rPr>
-                <w:rFonts w:ascii="Consolas" w:hAnsi="Consolas"/>
-                <w:color w:val="1E293B"/>
-                <w:sz w:val="17"/>
-              </w:rPr>
-              <w:br/>
-              <w:t xml:space="preserve">        &lt;!-- Освещение сцены --&gt;</w:t>
-            </w:r>
-            <w:r>
-              <w:rPr>
-                <w:rFonts w:ascii="Consolas" w:hAnsi="Consolas"/>
-                <w:color w:val="1E293B"/>
-                <w:sz w:val="17"/>
-              </w:rPr>
-              <w:br/>
-              <w:t xml:space="preserve">        &lt;a-light type="ambient" color="#FFFFFF" intensity="0.9"&gt;&lt;/a-light&gt;</w:t>
-            </w:r>
-            <w:r>
-              <w:rPr>
-                <w:rFonts w:ascii="Consolas" w:hAnsi="Consolas"/>
-                <w:color w:val="1E293B"/>
-                <w:sz w:val="17"/>
-              </w:rPr>
-              <w:br/>
-              <w:t xml:space="preserve">        &lt;a-light type="directional" position="0 2 1" intensity="1.2"&gt;&lt;/a-light&gt;</w:t>
-            </w:r>
-            <w:r>
-              <w:rPr>
-                <w:rFonts w:ascii="Consolas" w:hAnsi="Consolas"/>
-                <w:color w:val="1E293B"/>
-                <w:sz w:val="17"/>
-              </w:rPr>
-              <w:br/>
-            </w:r>
-            <w:r>
-              <w:rPr>
-                <w:rFonts w:ascii="Consolas" w:hAnsi="Consolas"/>
-                <w:color w:val="1E293B"/>
-                <w:sz w:val="17"/>
-              </w:rPr>
-              <w:br/>
-              <w:t xml:space="preserve">        &lt;!-- Точка 10 — верх лба / макушка головы для головных уборов --&gt;</w:t>
-            </w:r>
-            <w:r>
-              <w:rPr>
-                <w:rFonts w:ascii="Consolas" w:hAnsi="Consolas"/>
-                <w:color w:val="1E293B"/>
-                <w:sz w:val="17"/>
-              </w:rPr>
-              <w:br/>
-              <w:t xml:space="preserve">        &lt;a-entity mindar-face-target="anchorIndex: 10"&gt;</w:t>
-            </w:r>
-            <w:r>
-              <w:rPr>
-                <w:rFonts w:ascii="Consolas" w:hAnsi="Consolas"/>
-                <w:color w:val="1E293B"/>
-                <w:sz w:val="17"/>
-              </w:rPr>
-              <w:br/>
-              <w:t xml:space="preserve">            &lt;a-gltf-model </w:t>
-            </w:r>
-            <w:r>
-              <w:rPr>
-                <w:rFonts w:ascii="Consolas" w:hAnsi="Consolas"/>
-                <w:color w:val="1E293B"/>
-                <w:sz w:val="17"/>
-              </w:rPr>
-              <w:br/>
-              <w:t xml:space="preserve">                src="#hatModel" </w:t>
-            </w:r>
-            <w:r>
-              <w:rPr>
-                <w:rFonts w:ascii="Consolas" w:hAnsi="Consolas"/>
-                <w:color w:val="1E293B"/>
-                <w:sz w:val="17"/>
-              </w:rPr>
-              <w:br/>
-              <w:t xml:space="preserve">                rotation="0 0 0" </w:t>
-            </w:r>
-            <w:r>
-              <w:rPr>
-                <w:rFonts w:ascii="Consolas" w:hAnsi="Consolas"/>
-                <w:color w:val="1E293B"/>
-                <w:sz w:val="17"/>
-              </w:rPr>
-              <w:br/>
-              <w:t xml:space="preserve">                position="0 0.15 -0.05" </w:t>
-            </w:r>
-            <w:r>
-              <w:rPr>
-                <w:rFonts w:ascii="Consolas" w:hAnsi="Consolas"/>
-                <w:color w:val="1E293B"/>
-                <w:sz w:val="17"/>
-              </w:rPr>
-              <w:br/>
-            </w:r>
-            <w:r>
-              <w:rPr>
-                <w:rFonts w:ascii="Consolas" w:hAnsi="Consolas"/>
-                <w:color w:val="1E293B"/>
-                <w:sz w:val="17"/>
-              </w:rPr>
-              <w:lastRenderedPageBreak/>
-              <w:t xml:space="preserve">                scale="0.35 0.35 0.35"&gt;</w:t>
-            </w:r>
-            <w:r>
-              <w:rPr>
-                <w:rFonts w:ascii="Consolas" w:hAnsi="Consolas"/>
-                <w:color w:val="1E293B"/>
-                <w:sz w:val="17"/>
-              </w:rPr>
-              <w:br/>
-              <w:t xml:space="preserve">            &lt;/a-gltf-model&gt;</w:t>
-            </w:r>
-            <w:r>
-              <w:rPr>
-                <w:rFonts w:ascii="Consolas" w:hAnsi="Consolas"/>
-                <w:color w:val="1E293B"/>
-                <w:sz w:val="17"/>
-              </w:rPr>
-              <w:br/>
-              <w:t xml:space="preserve">        &lt;/a-entity&gt;</w:t>
-            </w:r>
-            <w:r>
-              <w:rPr>
-                <w:rFonts w:ascii="Consolas" w:hAnsi="Consolas"/>
-                <w:color w:val="1E293B"/>
-                <w:sz w:val="17"/>
-              </w:rPr>
-              <w:br/>
-              <w:t xml:space="preserve">    &lt;/a-scene&gt;</w:t>
-            </w:r>
-            <w:r>
-              <w:rPr>
-                <w:rFonts w:ascii="Consolas" w:hAnsi="Consolas"/>
-                <w:color w:val="1E293B"/>
-                <w:sz w:val="17"/>
-              </w:rPr>
-              <w:br/>
-              <w:t>&lt;/body&gt;</w:t>
-            </w:r>
-            <w:r>
-              <w:rPr>
-                <w:rFonts w:ascii="Consolas" w:hAnsi="Consolas"/>
-                <w:color w:val="1E293B"/>
-                <w:sz w:val="17"/>
-              </w:rPr>
-              <w:br/>
-              <w:t>&lt;/html&gt;</w:t>
-            </w:r>
-          </w:p>
-        </w:tc>
-      </w:tr>
-    </w:tbl>
-    <w:p/>
-    <w:p>
-      <w:pPr>
-        <w:spacing w:before="240"/>
-        <w:rPr>
-          <w:lang w:val="ru-RU"/>
-        </w:rPr>
-      </w:pPr>
-      <w:r>
-        <w:rPr>
-          <w:b/>
-          <w:lang w:val="ru-RU"/>
-        </w:rPr>
-        <w:t>Развертывание и тестирование:</w:t>
-      </w:r>
-    </w:p>
-    <w:p>
-      <w:r>
-        <w:rPr>
-          <w:lang w:val="ru-RU"/>
-        </w:rPr>
-        <w:t xml:space="preserve">При включении фронтальной камеры нейросеть </w:t>
-      </w:r>
-      <w:proofErr w:type="spellStart"/>
-      <w:r>
-        <w:t>MediaPipe</w:t>
-      </w:r>
-      <w:proofErr w:type="spellEnd"/>
-      <w:r>
-        <w:rPr>
-          <w:lang w:val="ru-RU"/>
-        </w:rPr>
-        <w:t xml:space="preserve"> находит лицо пользователя и «надевает» поварской колпак шефа. </w:t>
-      </w:r>
-      <w:r>
-        <w:t>Модель аккуратно следует за движениями и поворотами головы.</w:t>
-      </w:r>
-    </w:p>
-    <w:p>
-      <w:pPr>
-        <w:jc w:val="center"/>
-      </w:pPr>
-      <w:r>
-        <w:rPr>
-          <w:noProof/>
-        </w:rPr>
-        <w:drawing>
-          <wp:inline distT="0" distB="0" distL="0" distR="0" wp14:anchorId="726B1D34" wp14:editId="51139201">
-            <wp:extent cx="4526280" cy="4138922"/>
-            <wp:effectExtent l="0" t="0" r="7620" b="0"/>
-            <wp:docPr id="91966285" name="Рисунок 1"/>
-            <wp:cNvGraphicFramePr>
-              <a:graphicFrameLocks xmlns:a="http://schemas.openxmlformats.org/drawingml/2006/main" noChangeAspect="1"/>
-            </wp:cNvGraphicFramePr>
-            <a:graphic xmlns:a="http://schemas.openxmlformats.org/drawingml/2006/main">
-              <a:graphicData uri="http://schemas.openxmlformats.org/drawingml/2006/picture">
-                <pic:pic xmlns:pic="http://schemas.openxmlformats.org/drawingml/2006/picture">
-                  <pic:nvPicPr>
-                    <pic:cNvPr id="91966285" name="Рисунок 91966285"/>
-                    <pic:cNvPicPr/>
-                  </pic:nvPicPr>
-                  <pic:blipFill>
-                    <a:blip r:embed="rId10"/>
-                    <a:stretch>
-                      <a:fillRect/>
-                    </a:stretch>
-                  </pic:blipFill>
-                  <pic:spPr>
-                    <a:xfrm>
-                      <a:off x="0" y="0"/>
-                      <a:ext cx="4532575" cy="4144678"/>
-                    </a:xfrm>
-                    <a:prstGeom prst="rect">
-                      <a:avLst/>
-                    </a:prstGeom>
-                  </pic:spPr>
-                </pic:pic>
-              </a:graphicData>
-            </a:graphic>
-          </wp:inline>
-        </w:drawing>
-      </w:r>
-    </w:p>
-    <w:p>
-      <w:r>
-        <w:br w:type="page"/>
-      </w:r>
-    </w:p>
-    <w:p>
-      <w:pPr>
-        <w:spacing w:before="240"/>
-        <w:jc w:val="center"/>
-      </w:pPr>
-      <w:r>
-        <w:rPr>
-          <w:b/>
-          <w:sz w:val="28"/>
-        </w:rPr>
-        <w:lastRenderedPageBreak/>
-        <w:t>ЗАДАНИЕ 4</w:t>
-      </w:r>
-    </w:p>
-    <w:p>
-      <w:pPr>
-        <w:jc w:val="center"/>
-        <w:rPr>
-          <w:lang w:val="ru-RU"/>
-        </w:rPr>
-      </w:pPr>
-      <w:r>
-        <w:rPr>
-          <w:b/>
-          <w:lang w:val="ru-RU"/>
-        </w:rPr>
-        <w:t xml:space="preserve">Тема: Создание </w:t>
-      </w:r>
-      <w:r>
-        <w:rPr>
-          <w:b/>
-        </w:rPr>
-        <w:t>AR</w:t>
-      </w:r>
-      <w:r>
-        <w:rPr>
-          <w:b/>
-          <w:lang w:val="ru-RU"/>
-        </w:rPr>
-        <w:t xml:space="preserve">-сцены на </w:t>
-      </w:r>
-      <w:r>
-        <w:rPr>
-          <w:b/>
-        </w:rPr>
-        <w:t>Three</w:t>
-      </w:r>
-      <w:r>
-        <w:rPr>
-          <w:b/>
-          <w:lang w:val="ru-RU"/>
-        </w:rPr>
-        <w:t>.</w:t>
-      </w:r>
-      <w:proofErr w:type="spellStart"/>
-      <w:r>
-        <w:rPr>
-          <w:b/>
-        </w:rPr>
-        <w:t>js</w:t>
-      </w:r>
-      <w:proofErr w:type="spellEnd"/>
-      <w:r>
-        <w:rPr>
-          <w:b/>
-          <w:lang w:val="ru-RU"/>
-        </w:rPr>
-        <w:t xml:space="preserve"> с размещением объекта через </w:t>
-      </w:r>
-      <w:r>
-        <w:rPr>
-          <w:b/>
-        </w:rPr>
-        <w:t>hit</w:t>
-      </w:r>
-      <w:r>
-        <w:rPr>
-          <w:b/>
-          <w:lang w:val="ru-RU"/>
-        </w:rPr>
-        <w:t>-</w:t>
-      </w:r>
-      <w:r>
-        <w:rPr>
-          <w:b/>
-        </w:rPr>
-        <w:t>test</w:t>
-      </w:r>
-    </w:p>
-    <w:p>
-      <w:pPr>
-        <w:spacing w:before="240"/>
-      </w:pPr>
-      <w:proofErr w:type="spellStart"/>
-      <w:r>
-        <w:rPr>
-          <w:b/>
-        </w:rPr>
-        <w:t>Требования</w:t>
-      </w:r>
-      <w:proofErr w:type="spellEnd"/>
-      <w:r>
-        <w:rPr>
-          <w:b/>
-        </w:rPr>
-        <w:t>:</w:t>
-      </w:r>
-    </w:p>
-    <w:p>
-      <w:pPr>
-        <w:pStyle w:val="a0"/>
-      </w:pPr>
-      <w:r>
-        <w:t>Используется Three.js и WebXR API с immersive-ar сессией.</w:t>
-      </w:r>
-    </w:p>
-    <w:p>
-      <w:pPr>
-        <w:pStyle w:val="a0"/>
-      </w:pPr>
-      <w:r>
-        <w:t>Инициализация AR-сессии (navigator.xr.requestSession) настроена корректно.</w:t>
-      </w:r>
-    </w:p>
-    <w:p>
-      <w:pPr>
-        <w:pStyle w:val="a0"/>
-      </w:pPr>
-      <w:r>
-        <w:t>Реализован hit-test через XRHitTestSource и getHitTestResults.</w:t>
-      </w:r>
-    </w:p>
-    <w:p>
-      <w:pPr>
-        <w:pStyle w:val="a0"/>
-        <w:rPr>
-          <w:lang w:val="ru-RU"/>
-        </w:rPr>
-      </w:pPr>
-      <w:r>
-        <w:rPr>
-          <w:lang w:val="ru-RU"/>
-        </w:rPr>
-        <w:t xml:space="preserve">Добавлен визуальный маркер (кольцо или </w:t>
-      </w:r>
-      <w:proofErr w:type="spellStart"/>
-      <w:r>
-        <w:rPr>
-          <w:lang w:val="ru-RU"/>
-        </w:rPr>
-        <w:t>ретикал</w:t>
-      </w:r>
-      <w:proofErr w:type="spellEnd"/>
-      <w:r>
-        <w:rPr>
-          <w:lang w:val="ru-RU"/>
-        </w:rPr>
-        <w:t xml:space="preserve">), привязанный к результатам </w:t>
-      </w:r>
-      <w:r>
-        <w:t>hit</w:t>
-      </w:r>
-      <w:r>
-        <w:rPr>
-          <w:lang w:val="ru-RU"/>
-        </w:rPr>
-        <w:t>-</w:t>
-      </w:r>
-      <w:r>
-        <w:t>test</w:t>
-      </w:r>
-      <w:r>
-        <w:rPr>
-          <w:lang w:val="ru-RU"/>
-        </w:rPr>
-        <w:t>.</w:t>
-      </w:r>
-    </w:p>
-    <w:p>
-      <w:pPr>
-        <w:pStyle w:val="a0"/>
-        <w:rPr>
-          <w:lang w:val="ru-RU"/>
-        </w:rPr>
-      </w:pPr>
-      <w:r>
-        <w:rPr>
-          <w:lang w:val="ru-RU"/>
-        </w:rPr>
-        <w:t>При тапе/клике объект размещается в точке соприкосновения и фиксируется.</w:t>
-      </w:r>
-    </w:p>
-    <w:p>
-      <w:pPr>
-        <w:pStyle w:val="a0"/>
-        <w:rPr>
-          <w:lang w:val="ru-RU"/>
-        </w:rPr>
-      </w:pPr>
-      <w:r>
-        <w:rPr>
-          <w:lang w:val="ru-RU"/>
-        </w:rPr>
-        <w:t>После размещения объект остаётся на месте и не «едет» с камерой.</w:t>
-      </w:r>
-    </w:p>
-    <w:p>
-      <w:pPr>
-        <w:spacing w:before="240"/>
-        <w:rPr>
-          <w:lang w:val="ru-RU"/>
-        </w:rPr>
-      </w:pPr>
-      <w:r>
-        <w:rPr>
-          <w:b/>
-          <w:lang w:val="ru-RU"/>
-        </w:rPr>
-        <w:t>Описание выполнения работы:</w:t>
-      </w:r>
-    </w:p>
-    <w:p>
-      <w:pPr>
-        <w:rPr>
-          <w:lang w:val="ru-RU"/>
-        </w:rPr>
-      </w:pPr>
-      <w:r>
-        <w:rPr>
-          <w:b/>
-          <w:lang w:val="ru-RU"/>
-        </w:rPr>
-        <w:t xml:space="preserve">Инициализация </w:t>
-      </w:r>
-      <w:r>
-        <w:rPr>
-          <w:b/>
-        </w:rPr>
-        <w:t>Three</w:t>
-      </w:r>
-      <w:r>
-        <w:rPr>
-          <w:b/>
-          <w:lang w:val="ru-RU"/>
-        </w:rPr>
-        <w:t>.</w:t>
-      </w:r>
-      <w:proofErr w:type="spellStart"/>
-      <w:r>
-        <w:rPr>
-          <w:b/>
-        </w:rPr>
-        <w:t>js</w:t>
-      </w:r>
-      <w:proofErr w:type="spellEnd"/>
-      <w:r>
-        <w:rPr>
-          <w:b/>
-          <w:lang w:val="ru-RU"/>
-        </w:rPr>
-        <w:t xml:space="preserve"> и </w:t>
-      </w:r>
-      <w:proofErr w:type="spellStart"/>
-      <w:r>
-        <w:rPr>
-          <w:b/>
-        </w:rPr>
-        <w:t>WebXR</w:t>
-      </w:r>
-      <w:proofErr w:type="spellEnd"/>
-      <w:r>
-        <w:rPr>
-          <w:b/>
-          <w:lang w:val="ru-RU"/>
-        </w:rPr>
-        <w:t xml:space="preserve">. </w:t>
-      </w:r>
-      <w:r>
-        <w:rPr>
-          <w:lang w:val="ru-RU"/>
-        </w:rPr>
-        <w:t xml:space="preserve">Создано </w:t>
-      </w:r>
-      <w:proofErr w:type="spellStart"/>
-      <w:r>
-        <w:t>WebAR</w:t>
-      </w:r>
-      <w:proofErr w:type="spellEnd"/>
-      <w:r>
-        <w:rPr>
-          <w:lang w:val="ru-RU"/>
-        </w:rPr>
-        <w:t xml:space="preserve">-приложение на библиотеке </w:t>
-      </w:r>
-      <w:r>
-        <w:t>Three</w:t>
-      </w:r>
-      <w:r>
-        <w:rPr>
-          <w:lang w:val="ru-RU"/>
-        </w:rPr>
-        <w:t>.</w:t>
-      </w:r>
-      <w:proofErr w:type="spellStart"/>
-      <w:r>
-        <w:t>js</w:t>
-      </w:r>
-      <w:proofErr w:type="spellEnd"/>
-      <w:r>
-        <w:rPr>
-          <w:lang w:val="ru-RU"/>
-        </w:rPr>
-        <w:t xml:space="preserve"> с использованием браузерного </w:t>
-      </w:r>
-      <w:proofErr w:type="spellStart"/>
-      <w:r>
-        <w:t>WebXR</w:t>
-      </w:r>
-      <w:proofErr w:type="spellEnd"/>
-      <w:r>
-        <w:rPr>
-          <w:lang w:val="ru-RU"/>
-        </w:rPr>
-        <w:t xml:space="preserve"> </w:t>
-      </w:r>
-      <w:r>
-        <w:t>API</w:t>
-      </w:r>
-      <w:r>
-        <w:rPr>
-          <w:lang w:val="ru-RU"/>
-        </w:rPr>
-        <w:t xml:space="preserve">. Использован модуль </w:t>
-      </w:r>
-      <w:proofErr w:type="spellStart"/>
-      <w:r>
-        <w:t>ARButton</w:t>
-      </w:r>
-      <w:proofErr w:type="spellEnd"/>
-      <w:r>
-        <w:rPr>
-          <w:lang w:val="ru-RU"/>
-        </w:rPr>
-        <w:t xml:space="preserve"> с параметром </w:t>
-      </w:r>
-      <w:proofErr w:type="spellStart"/>
-      <w:r>
-        <w:t>requiredFeatures</w:t>
-      </w:r>
-      <w:proofErr w:type="spellEnd"/>
-      <w:r>
-        <w:rPr>
-          <w:lang w:val="ru-RU"/>
-        </w:rPr>
-        <w:t>: ['</w:t>
-      </w:r>
-      <w:r>
-        <w:t>hit</w:t>
-      </w:r>
-      <w:r>
-        <w:rPr>
-          <w:lang w:val="ru-RU"/>
-        </w:rPr>
-        <w:t>-</w:t>
-      </w:r>
-      <w:r>
-        <w:t>test</w:t>
-      </w:r>
-      <w:r>
-        <w:rPr>
-          <w:lang w:val="ru-RU"/>
-        </w:rPr>
-        <w:t xml:space="preserve">'] для сессии типа </w:t>
-      </w:r>
-      <w:r>
-        <w:t>immersive</w:t>
-      </w:r>
-      <w:r>
-        <w:rPr>
-          <w:lang w:val="ru-RU"/>
-        </w:rPr>
-        <w:t>-</w:t>
-      </w:r>
-      <w:proofErr w:type="spellStart"/>
-      <w:r>
-        <w:t>ar</w:t>
-      </w:r>
-      <w:proofErr w:type="spellEnd"/>
-      <w:r>
-        <w:rPr>
-          <w:lang w:val="ru-RU"/>
-        </w:rPr>
-        <w:t>.</w:t>
-      </w:r>
-    </w:p>
-    <w:p>
-      <w:pPr>
-        <w:rPr>
-          <w:lang w:val="ru-RU"/>
-        </w:rPr>
-      </w:pPr>
-      <w:r>
-        <w:rPr>
-          <w:b/>
-          <w:lang w:val="ru-RU"/>
-        </w:rPr>
-        <w:t xml:space="preserve">Реализация </w:t>
-      </w:r>
-      <w:r>
-        <w:rPr>
-          <w:b/>
-        </w:rPr>
-        <w:t>Hit</w:t>
-      </w:r>
-      <w:r>
-        <w:rPr>
-          <w:b/>
-          <w:lang w:val="ru-RU"/>
-        </w:rPr>
-        <w:t>-</w:t>
-      </w:r>
-      <w:r>
-        <w:rPr>
-          <w:b/>
-        </w:rPr>
-        <w:t>Test</w:t>
-      </w:r>
-      <w:r>
-        <w:rPr>
-          <w:b/>
-          <w:lang w:val="ru-RU"/>
-        </w:rPr>
-        <w:t xml:space="preserve"> и кольца-прицела. </w:t>
-      </w:r>
-      <w:r>
-        <w:t xml:space="preserve">Через session.requestHitTestSource создан луч hit-test. </w:t>
-      </w:r>
-      <w:r>
-        <w:rPr>
-          <w:lang w:val="ru-RU"/>
-        </w:rPr>
-        <w:t>В цикле рендеринга результаты пересечения луча с полом передаются в кольцо-прицел (</w:t>
-      </w:r>
-      <w:r>
-        <w:t>reticle</w:t>
-      </w:r>
-      <w:r>
-        <w:rPr>
-          <w:lang w:val="ru-RU"/>
-        </w:rPr>
-        <w:t>). При касании экрана (событие '</w:t>
-      </w:r>
-      <w:r>
-        <w:t>select</w:t>
-      </w:r>
-      <w:r>
-        <w:rPr>
-          <w:lang w:val="ru-RU"/>
-        </w:rPr>
-        <w:t>') создается модель круглого ресторанного столика, которая привязывается к координатам пола (</w:t>
-      </w:r>
-      <w:r>
-        <w:t>local</w:t>
-      </w:r>
-      <w:r>
-        <w:rPr>
-          <w:lang w:val="ru-RU"/>
-        </w:rPr>
-        <w:t>-</w:t>
-      </w:r>
-      <w:r>
-        <w:t>floor</w:t>
-      </w:r>
-      <w:r>
-        <w:rPr>
-          <w:lang w:val="ru-RU"/>
-        </w:rPr>
-        <w:t>) и остается на месте при перемещении камеры.</w:t>
-      </w:r>
-    </w:p>
-    <w:p>
-      <w:pPr>
-        <w:spacing w:before="240"/>
-      </w:pPr>
-      <w:proofErr w:type="spellStart"/>
-      <w:r>
-        <w:rPr>
-          <w:b/>
-        </w:rPr>
-        <w:t>Листинг</w:t>
-      </w:r>
-      <w:proofErr w:type="spellEnd"/>
-      <w:r>
-        <w:rPr>
-          <w:b/>
-        </w:rPr>
-        <w:t xml:space="preserve"> </w:t>
-      </w:r>
-      <w:proofErr w:type="spellStart"/>
-      <w:r>
-        <w:rPr>
-          <w:b/>
-        </w:rPr>
-        <w:t>кода</w:t>
-      </w:r>
-      <w:proofErr w:type="spellEnd"/>
-      <w:r>
-        <w:rPr>
-          <w:b/>
-        </w:rPr>
-        <w:t xml:space="preserve"> index.html:</w:t>
-      </w:r>
-    </w:p>
-    <w:tbl>
-      <w:tblPr>
-        <w:tblW w:w="0" w:type="auto"/>
-        <w:jc w:val="center"/>
-        <w:tblLook w:val="04A0" w:firstRow="1" w:lastRow="0" w:firstColumn="1" w:lastColumn="0" w:noHBand="0" w:noVBand="1"/>
-      </w:tblPr>
-      <w:tblGrid>
-        <w:gridCol w:w="9360"/>
-      </w:tblGrid>
-      <w:tr>
-        <w:trPr>
-          <w:jc w:val="center"/>
-        </w:trPr>
-        <w:tc>
-          <w:tcPr>
-            <w:tcW w:w="9360" w:type="dxa"/>
-            <w:tcBorders>
-              <w:top w:val="single" w:sz="4" w:space="0" w:color="94A3B8"/>
-              <w:left w:val="single" w:sz="4" w:space="0" w:color="94A3B8"/>
-              <w:bottom w:val="single" w:sz="4" w:space="0" w:color="94A3B8"/>
-              <w:right w:val="single" w:sz="4" w:space="0" w:color="94A3B8"/>
-            </w:tcBorders>
-            <w:shd w:val="clear" w:color="auto" w:fill="F8FAFC"/>
-          </w:tcPr>
-          <w:p>
-            <w:pPr>
-              <w:spacing w:after="0" w:line="240" w:lineRule="auto"/>
-            </w:pPr>
-            <w:r>
-              <w:rPr>
-                <w:rFonts w:ascii="Consolas" w:hAnsi="Consolas"/>
-                <w:color w:val="1E293B"/>
-                <w:sz w:val="17"/>
-              </w:rPr>
-              <w:t>&lt;!DOCTYPE html&gt;</w:t>
-            </w:r>
-            <w:r>
-              <w:rPr>
-                <w:rFonts w:ascii="Consolas" w:hAnsi="Consolas"/>
-                <w:color w:val="1E293B"/>
-                <w:sz w:val="17"/>
-              </w:rPr>
-              <w:br/>
-              <w:t>&lt;html lang="ru"&gt;</w:t>
-            </w:r>
-            <w:r>
-              <w:rPr>
-                <w:rFonts w:ascii="Consolas" w:hAnsi="Consolas"/>
-                <w:color w:val="1E293B"/>
-                <w:sz w:val="17"/>
-              </w:rPr>
-              <w:br/>
-              <w:t>&lt;head&gt;</w:t>
-            </w:r>
-            <w:r>
-              <w:rPr>
-                <w:rFonts w:ascii="Consolas" w:hAnsi="Consolas"/>
-                <w:color w:val="1E293B"/>
-                <w:sz w:val="17"/>
-              </w:rPr>
-              <w:br/>
-              <w:t xml:space="preserve">    &lt;meta charset="UTF-8"&gt;</w:t>
-            </w:r>
-            <w:r>
-              <w:rPr>
-                <w:rFonts w:ascii="Consolas" w:hAnsi="Consolas"/>
-                <w:color w:val="1E293B"/>
-                <w:sz w:val="17"/>
-              </w:rPr>
-              <w:br/>
-              <w:t xml:space="preserve">    &lt;meta name="viewport" content="width=device-width, initial-scale=1.0, user-scalable=no"&gt;</w:t>
-            </w:r>
-            <w:r>
-              <w:rPr>
-                <w:rFonts w:ascii="Consolas" w:hAnsi="Consolas"/>
-                <w:color w:val="1E293B"/>
-                <w:sz w:val="17"/>
-              </w:rPr>
-              <w:br/>
               <w:t xml:space="preserve">    &lt;title&gt;WebAR Задание 4 - Размещение столика&lt;/title&gt;</w:t>
             </w:r>
             <w:r>
@@ -5630,13 +3078,77 @@
         <w:rPr>
           <w:lang w:val="ru-RU"/>
         </w:rPr>
-        <w:t xml:space="preserve">Страница проверена на телефоне с поддержкой </w:t>
-      </w:r>
-      <w:proofErr w:type="spellStart"/>
+        <w:t>Страница</w:t>
+      </w:r>
+      <w:r>
+        <w:rPr>
+          <w:lang w:val="ru-RU"/>
+        </w:rPr>
+        <w:t xml:space="preserve"> </w:t>
+      </w:r>
+      <w:r>
+        <w:rPr>
+          <w:lang w:val="ru-RU"/>
+        </w:rPr>
+        <w:t>проверена</w:t>
+      </w:r>
+      <w:r>
+        <w:rPr>
+          <w:lang w:val="ru-RU"/>
+        </w:rPr>
+        <w:t xml:space="preserve"> </w:t>
+      </w:r>
+      <w:r>
+        <w:rPr>
+          <w:lang w:val="ru-RU"/>
+        </w:rPr>
+        <w:t>на</w:t>
+      </w:r>
+      <w:r>
+        <w:rPr>
+          <w:lang w:val="ru-RU"/>
+        </w:rPr>
+        <w:t xml:space="preserve"> </w:t>
+      </w:r>
+      <w:r>
+        <w:rPr>
+          <w:lang w:val="ru-RU"/>
+        </w:rPr>
+        <w:t>телефоне</w:t>
+      </w:r>
+      <w:r>
+        <w:rPr>
+          <w:lang w:val="ru-RU"/>
+        </w:rPr>
+        <w:t xml:space="preserve"> </w:t>
+      </w:r>
+      <w:r>
+        <w:rPr>
+          <w:lang w:val="ru-RU"/>
+        </w:rPr>
+        <w:t>с</w:t>
+      </w:r>
+      <w:r>
+        <w:rPr>
+          <w:lang w:val="ru-RU"/>
+        </w:rPr>
+        <w:t xml:space="preserve"> </w:t>
+      </w:r>
+      <w:r>
+        <w:rPr>
+          <w:lang w:val="ru-RU"/>
+        </w:rPr>
+        <w:t>поддержкой</w:t>
+      </w:r>
+      <w:r>
+        <w:rPr>
+          <w:lang w:val="ru-RU"/>
+        </w:rPr>
+        <w:t xml:space="preserve"> </w:t>
+      </w:r>
       <w:r>
         <w:t>WebXR</w:t>
       </w:r>
-      <w:proofErr w:type="spellEnd"/>
       <w:r>
         <w:rPr>
           <w:lang w:val="ru-RU"/>
@@ -5670,11 +3182,9 @@
         </w:rPr>
         <w:t xml:space="preserve"> с </w:t>
       </w:r>
-      <w:proofErr w:type="spellStart"/>
       <w:r>
         <w:t>ARCore</w:t>
       </w:r>
-      <w:proofErr w:type="spellEnd"/>
       <w:r>
         <w:rPr>
           <w:lang w:val="ru-RU"/>
@@ -6513,6 +4023,7 @@
   <w:style w:type="character" w:default="1" w:styleId="a2">
     <w:name w:val="Default Paragraph Font"/>
     <w:uiPriority w:val="1"/>
+    <w:semiHidden/>
     <w:unhideWhenUsed/>
   </w:style>
   <w:style w:type="table" w:default="1" w:styleId="a3">
